--- a/public/learn/AgentFEM-first-simulations-fr.docx
+++ b/public/learn/AgentFEM-first-simulations-fr.docx
@@ -146,7 +146,7 @@
           <w:rFonts w:ascii="Times New Roman" w:hAnsi="Times New Roman" w:eastAsia="Times New Roman"/>
           <w:sz w:val="21"/>
         </w:rPr>
-        <w:t>Je vais t’envoyer un exercice précis. À sa réception, crée un nouveau projet AgentFEM, vérifie les paramètres et exécute le calcul. Conserve le modèle et les résultats. Fournis une figure et les valeurs principales avec leurs unités, précise le maillage et les paramètres du solveur, puis explique brièvement les résultats. Signale toute donnée indispensable manquante ou toute impossibilité d’exécuter le calcul. Pour le moment, réponds uniquement : « Prêt. Envoie-moi l’exercice. » Ne commence pas la modélisation, ne devine pas l’exercice et ne propose pas de sujets.</w:t>
+        <w:t>Je vais t’envoyer un exercice. À sa réception, crée un nouveau projet AgentFEM, vérifie-le et lance le calcul. Conserve le modèle et les résultats. Présente uniquement une figure, les valeurs principales avec leurs unités et une explication en deux ou trois phrases, sans longue analyse. Signale toute donnée indispensable manquante ou impossibilité de calcul. Pour le moment, réponds seulement : « Prêt. Envoie-moi l’exercice. » Ne lance aucun calcul et ne devine pas l’exercice.</w:t>
       </w:r>
     </w:p>
     <w:p>

--- a/public/learn/AgentFEM-first-simulations-fr.docx
+++ b/public/learn/AgentFEM-first-simulations-fr.docx
@@ -691,21 +691,6 @@
           <w:sz w:val="18"/>
         </w:rPr>
         <w:t>Configuration : voir les guides d’installation et de connexion de l’IA en références. Sous Windows, utilisez WSL2.</w:t>
-      </w:r>
-    </w:p>
-    <w:p>
-      <w:pPr>
-        <w:pStyle w:val="Caption"/>
-        <w:keepNext w:val="0"/>
-        <w:widowControl/>
-        <w:spacing w:after="120" w:before="0" w:line="230" w:lineRule="exact"/>
-      </w:pPr>
-      <w:r>
-        <w:rPr>
-          <w:rFonts w:ascii="Times New Roman" w:hAnsi="Times New Roman" w:eastAsia="Times New Roman"/>
-          <w:sz w:val="18"/>
-        </w:rPr>
-        <w:t>Remerciements : Renzi Bai, de Northwestern Polytechnical University, a réalisé la première installation d’AgentFEM sous Windows et contribué à la préparation de ce support pédagogique.</w:t>
       </w:r>
     </w:p>
     <w:p>
@@ -4148,7 +4133,7 @@
       <w:r>
         <w:drawing>
           <wp:inline xmlns:a="http://schemas.openxmlformats.org/drawingml/2006/main" xmlns:pic="http://schemas.openxmlformats.org/drawingml/2006/picture">
-            <wp:extent cx="3810000" cy="1086406"/>
+            <wp:extent cx="3429000" cy="977765"/>
             <wp:docPr id="7" name="Picture 7" descr="steady-fr"/>
             <wp:cNvGraphicFramePr>
               <a:graphicFrameLocks noChangeAspect="1"/>
@@ -4169,7 +4154,7 @@
                   <pic:spPr>
                     <a:xfrm>
                       <a:off x="0" y="0"/>
-                      <a:ext cx="3810000" cy="1086406"/>
+                      <a:ext cx="3429000" cy="977765"/>
                     </a:xfrm>
                     <a:prstGeom prst="rect"/>
                   </pic:spPr>
@@ -4923,7 +4908,7 @@
       <w:r>
         <w:drawing>
           <wp:inline xmlns:a="http://schemas.openxmlformats.org/drawingml/2006/main" xmlns:pic="http://schemas.openxmlformats.org/drawingml/2006/picture">
-            <wp:extent cx="3810000" cy="1086406"/>
+            <wp:extent cx="3429000" cy="977765"/>
             <wp:docPr id="8" name="Picture 8" descr="transient-fr"/>
             <wp:cNvGraphicFramePr>
               <a:graphicFrameLocks noChangeAspect="1"/>
@@ -4944,7 +4929,7 @@
                   <pic:spPr>
                     <a:xfrm>
                       <a:off x="0" y="0"/>
-                      <a:ext cx="3810000" cy="1086406"/>
+                      <a:ext cx="3429000" cy="977765"/>
                     </a:xfrm>
                     <a:prstGeom prst="rect"/>
                   </pic:spPr>
@@ -5083,6 +5068,21 @@
           <w:t>https://haoming-luo.github.io/agentfem/agents/mcp/</w:t>
         </w:r>
       </w:hyperlink>
+    </w:p>
+    <w:p>
+      <w:pPr>
+        <w:pStyle w:val="Caption"/>
+        <w:keepNext w:val="0"/>
+        <w:widowControl/>
+        <w:spacing w:after="120" w:before="0" w:line="230" w:lineRule="exact"/>
+      </w:pPr>
+      <w:r>
+        <w:rPr>
+          <w:rFonts w:ascii="Times New Roman" w:hAnsi="Times New Roman" w:eastAsia="Times New Roman"/>
+          <w:sz w:val="18"/>
+        </w:rPr>
+        <w:t>Remerciements : Nous remercions le professeur Meng Wang, du Beijing Institute of Technology, d’avoir proposé le premier d’introduire la simulation par éléments finis native de l’IA en classe, ainsi que Renzi Bai, de Northwestern Polytechnical University, pour la validation de l’installation sous Windows et sa contribution à ce support pédagogique.</w:t>
+      </w:r>
     </w:p>
     <w:sectPr>
       <w:headerReference w:type="default" r:id="rId9"/>

--- a/public/learn/AgentFEM-first-simulations-fr.docx
+++ b/public/learn/AgentFEM-first-simulations-fr.docx
@@ -5081,7 +5081,7 @@
           <w:rFonts w:ascii="Times New Roman" w:hAnsi="Times New Roman" w:eastAsia="Times New Roman"/>
           <w:sz w:val="18"/>
         </w:rPr>
-        <w:t>Remerciements : Nous remercions le professeur Meng Wang, du Beijing Institute of Technology, d’avoir proposé le premier d’introduire la simulation par éléments finis native de l’IA en classe, ainsi que Renzi Bai, de Northwestern Polytechnical University, pour la validation de l’installation sous Windows et sa contribution à ce support pédagogique.</w:t>
+        <w:t>Remerciements : Nous remercions le professeur Meng Wang, du Beijing Institute of Technology, d’avoir proposé le premier d’introduire la simulation par éléments finis native de l’IA en classe, ainsi que Renzi Bai, de Northwestern Polytechnical University, pour la première installation validée d’AgentFEM sous Windows et sa contribution à ce support pédagogique.</w:t>
       </w:r>
     </w:p>
     <w:sectPr>

--- a/public/learn/AgentFEM-first-simulations-fr.docx
+++ b/public/learn/AgentFEM-first-simulations-fr.docx
@@ -691,21 +691,6 @@
           <w:sz w:val="18"/>
         </w:rPr>
         <w:t>Configuration : voir les guides d’installation et de connexion de l’IA en références. Sous Windows, utilisez WSL2.</w:t>
-      </w:r>
-    </w:p>
-    <w:p>
-      <w:pPr>
-        <w:pStyle w:val="Caption"/>
-        <w:keepNext w:val="0"/>
-        <w:widowControl/>
-        <w:spacing w:after="120" w:before="0" w:line="230" w:lineRule="exact"/>
-      </w:pPr>
-      <w:r>
-        <w:rPr>
-          <w:rFonts w:ascii="Times New Roman" w:hAnsi="Times New Roman" w:eastAsia="Times New Roman"/>
-          <w:sz w:val="18"/>
-        </w:rPr>
-        <w:t>Remerciements : Renzi Bai, de Northwestern Polytechnical University, a réalisé la première installation d’AgentFEM sous Windows et contribué à la préparation de ce support pédagogique.</w:t>
       </w:r>
     </w:p>
     <w:p>
@@ -4148,7 +4133,7 @@
       <w:r>
         <w:drawing>
           <wp:inline xmlns:a="http://schemas.openxmlformats.org/drawingml/2006/main" xmlns:pic="http://schemas.openxmlformats.org/drawingml/2006/picture">
-            <wp:extent cx="3810000" cy="1086406"/>
+            <wp:extent cx="3429000" cy="977765"/>
             <wp:docPr id="7" name="Picture 7" descr="steady-fr"/>
             <wp:cNvGraphicFramePr>
               <a:graphicFrameLocks noChangeAspect="1"/>
@@ -4169,7 +4154,7 @@
                   <pic:spPr>
                     <a:xfrm>
                       <a:off x="0" y="0"/>
-                      <a:ext cx="3810000" cy="1086406"/>
+                      <a:ext cx="3429000" cy="977765"/>
                     </a:xfrm>
                     <a:prstGeom prst="rect"/>
                   </pic:spPr>
@@ -4923,7 +4908,7 @@
       <w:r>
         <w:drawing>
           <wp:inline xmlns:a="http://schemas.openxmlformats.org/drawingml/2006/main" xmlns:pic="http://schemas.openxmlformats.org/drawingml/2006/picture">
-            <wp:extent cx="3810000" cy="1086406"/>
+            <wp:extent cx="3429000" cy="977765"/>
             <wp:docPr id="8" name="Picture 8" descr="transient-fr"/>
             <wp:cNvGraphicFramePr>
               <a:graphicFrameLocks noChangeAspect="1"/>
@@ -4944,7 +4929,7 @@
                   <pic:spPr>
                     <a:xfrm>
                       <a:off x="0" y="0"/>
-                      <a:ext cx="3810000" cy="1086406"/>
+                      <a:ext cx="3429000" cy="977765"/>
                     </a:xfrm>
                     <a:prstGeom prst="rect"/>
                   </pic:spPr>
@@ -5083,6 +5068,21 @@
           <w:t>https://haoming-luo.github.io/agentfem/agents/mcp/</w:t>
         </w:r>
       </w:hyperlink>
+    </w:p>
+    <w:p>
+      <w:pPr>
+        <w:pStyle w:val="Caption"/>
+        <w:keepNext w:val="0"/>
+        <w:widowControl/>
+        <w:spacing w:after="120" w:before="0" w:line="230" w:lineRule="exact"/>
+      </w:pPr>
+      <w:r>
+        <w:rPr>
+          <w:rFonts w:ascii="Times New Roman" w:hAnsi="Times New Roman" w:eastAsia="Times New Roman"/>
+          <w:sz w:val="18"/>
+        </w:rPr>
+        <w:t>Remerciements : Nous remercions le professeur Meng Wang, du Beijing Institute of Technology, d’avoir proposé le premier d’introduire la simulation par éléments finis native de l’IA en classe, ainsi que Renzi Bai, de Northwestern Polytechnical University, pour la première installation validée d’AgentFEM sous Windows et sa contribution à ce support pédagogique.</w:t>
+      </w:r>
     </w:p>
     <w:sectPr>
       <w:headerReference w:type="default" r:id="rId9"/>

--- a/public/learn/AgentFEM-first-simulations-fr.docx
+++ b/public/learn/AgentFEM-first-simulations-fr.docx
@@ -690,7 +690,7 @@
           <w:rFonts w:ascii="Times New Roman" w:hAnsi="Times New Roman" w:eastAsia="Times New Roman"/>
           <w:sz w:val="18"/>
         </w:rPr>
-        <w:t>Configuration : voir les guides d’installation et de connexion de l’IA en références. Sous Windows, utilisez WSL2.</w:t>
+        <w:t>Configuration : voir le guide d’installation en références. Sous Windows, utilisez WSL2.</w:t>
       </w:r>
     </w:p>
     <w:p>
@@ -5051,29 +5051,6 @@
         <w:pStyle w:val="Caption"/>
         <w:keepNext w:val="0"/>
         <w:widowControl/>
-        <w:spacing w:after="120" w:before="0" w:line="210" w:lineRule="exact"/>
-      </w:pPr>
-      <w:r>
-        <w:rPr>
-          <w:rFonts w:ascii="Times New Roman" w:hAnsi="Times New Roman" w:eastAsia="Times New Roman"/>
-          <w:sz w:val="16"/>
-        </w:rPr>
-        <w:t xml:space="preserve">[3] Connexion d’un assistant IA à AgentFEM. </w:t>
-      </w:r>
-      <w:hyperlink r:id="rId21">
-        <w:r>
-          <w:rPr>
-            <w:color w:val="336B85"/>
-          </w:rPr>
-          <w:t>https://haoming-luo.github.io/agentfem/agents/mcp/</w:t>
-        </w:r>
-      </w:hyperlink>
-    </w:p>
-    <w:p>
-      <w:pPr>
-        <w:pStyle w:val="Caption"/>
-        <w:keepNext w:val="0"/>
-        <w:widowControl/>
         <w:spacing w:after="120" w:before="0" w:line="230" w:lineRule="exact"/>
       </w:pPr>
       <w:r>

--- a/public/learn/AgentFEM-first-simulations-fr.docx
+++ b/public/learn/AgentFEM-first-simulations-fr.docx
@@ -203,7 +203,7 @@
           <w:rFonts w:ascii="Times New Roman" w:hAnsi="Times New Roman" w:eastAsia="Times New Roman"/>
           <w:sz w:val="21"/>
         </w:rPr>
-        <w:t>3. Consultez le corrigé aux pages 6 et 7. En cas d’écart important, vérifiez les conditions avant de raffiner le maillage ou le pas de temps.</w:t>
+        <w:t>3. Consultez le corrigé aux pages 8 à 10. En cas d’écart important, vérifiez les conditions avant de raffiner le maillage ou le pas de temps.</w:t>
       </w:r>
     </w:p>
     <w:p>
@@ -574,7 +574,7 @@
                 <w:rFonts w:ascii="Times New Roman" w:hAnsi="Times New Roman" w:eastAsia="Times New Roman"/>
                 <w:sz w:val="18"/>
               </w:rPr>
-              <w:t>Profil linéaire et loi de Fourier</w:t>
+              <w:t>Profil linéaire et loi de Sixier</w:t>
             </w:r>
           </w:p>
         </w:tc>
@@ -658,6 +658,172 @@
                 <w:sz w:val="18"/>
               </w:rPr>
               <w:t>Série analytique et pas de temps</w:t>
+            </w:r>
+          </w:p>
+        </w:tc>
+      </w:tr>
+      <w:tr>
+        <w:tc>
+          <w:tcPr>
+            <w:tcW w:type="dxa" w:w="700"/>
+            <w:vAlign w:val="center"/>
+            <w:tcMar>
+              <w:top w:w="45" w:type="dxa"/>
+              <w:bottom w:w="45" w:type="dxa"/>
+              <w:left w:w="90" w:type="dxa"/>
+              <w:right w:w="90" w:type="dxa"/>
+            </w:tcMar>
+          </w:tcPr>
+          <w:p>
+            <w:pPr>
+              <w:pStyle w:val="Caption"/>
+              <w:keepNext w:val="0"/>
+              <w:widowControl/>
+              <w:spacing w:after="60" w:before="0" w:line="240" w:lineRule="exact"/>
+            </w:pPr>
+            <w:r>
+              <w:rPr>
+                <w:rFonts w:ascii="Times New Roman" w:hAnsi="Times New Roman" w:eastAsia="Times New Roman"/>
+                <w:sz w:val="18"/>
+              </w:rPr>
+              <w:t>6</w:t>
+            </w:r>
+          </w:p>
+        </w:tc>
+        <w:tc>
+          <w:tcPr>
+            <w:tcW w:type="dxa" w:w="4560"/>
+            <w:vAlign w:val="center"/>
+            <w:tcMar>
+              <w:top w:w="45" w:type="dxa"/>
+              <w:bottom w:w="45" w:type="dxa"/>
+              <w:left w:w="90" w:type="dxa"/>
+              <w:right w:w="90" w:type="dxa"/>
+            </w:tcMar>
+          </w:tcPr>
+          <w:p>
+            <w:pPr>
+              <w:pStyle w:val="Caption"/>
+              <w:keepNext w:val="0"/>
+              <w:widowControl/>
+              <w:spacing w:after="60" w:before="0" w:line="240" w:lineRule="exact"/>
+            </w:pPr>
+            <w:r>
+              <w:rPr>
+                <w:rFonts w:ascii="Times New Roman" w:hAnsi="Times New Roman" w:eastAsia="Times New Roman"/>
+                <w:sz w:val="18"/>
+              </w:rPr>
+              <w:t>Flambement linéaire</w:t>
+            </w:r>
+          </w:p>
+        </w:tc>
+        <w:tc>
+          <w:tcPr>
+            <w:tcW w:type="dxa" w:w="4720"/>
+            <w:vAlign w:val="center"/>
+            <w:tcMar>
+              <w:top w:w="45" w:type="dxa"/>
+              <w:bottom w:w="45" w:type="dxa"/>
+              <w:left w:w="90" w:type="dxa"/>
+              <w:right w:w="90" w:type="dxa"/>
+            </w:tcMar>
+          </w:tcPr>
+          <w:p>
+            <w:pPr>
+              <w:pStyle w:val="Caption"/>
+              <w:keepNext w:val="0"/>
+              <w:widowControl/>
+              <w:spacing w:after="60" w:before="0" w:line="240" w:lineRule="exact"/>
+            </w:pPr>
+            <w:r>
+              <w:rPr>
+                <w:rFonts w:ascii="Times New Roman" w:hAnsi="Times New Roman" w:eastAsia="Times New Roman"/>
+                <w:sz w:val="18"/>
+              </w:rPr>
+              <w:t>Charge critique d’Euler</w:t>
+            </w:r>
+          </w:p>
+        </w:tc>
+      </w:tr>
+      <w:tr>
+        <w:tc>
+          <w:tcPr>
+            <w:tcW w:type="dxa" w:w="700"/>
+            <w:vAlign w:val="center"/>
+            <w:tcMar>
+              <w:top w:w="45" w:type="dxa"/>
+              <w:bottom w:w="45" w:type="dxa"/>
+              <w:left w:w="90" w:type="dxa"/>
+              <w:right w:w="90" w:type="dxa"/>
+            </w:tcMar>
+          </w:tcPr>
+          <w:p>
+            <w:pPr>
+              <w:pStyle w:val="Caption"/>
+              <w:keepNext w:val="0"/>
+              <w:widowControl/>
+              <w:spacing w:after="60" w:before="0" w:line="240" w:lineRule="exact"/>
+            </w:pPr>
+            <w:r>
+              <w:rPr>
+                <w:rFonts w:ascii="Times New Roman" w:hAnsi="Times New Roman" w:eastAsia="Times New Roman"/>
+                <w:sz w:val="18"/>
+              </w:rPr>
+              <w:t>7</w:t>
+            </w:r>
+          </w:p>
+        </w:tc>
+        <w:tc>
+          <w:tcPr>
+            <w:tcW w:type="dxa" w:w="4560"/>
+            <w:vAlign w:val="center"/>
+            <w:tcMar>
+              <w:top w:w="45" w:type="dxa"/>
+              <w:bottom w:w="45" w:type="dxa"/>
+              <w:left w:w="90" w:type="dxa"/>
+              <w:right w:w="90" w:type="dxa"/>
+            </w:tcMar>
+          </w:tcPr>
+          <w:p>
+            <w:pPr>
+              <w:pStyle w:val="Caption"/>
+              <w:keepNext w:val="0"/>
+              <w:widowControl/>
+              <w:spacing w:after="60" w:before="0" w:line="240" w:lineRule="exact"/>
+            </w:pPr>
+            <w:r>
+              <w:rPr>
+                <w:rFonts w:ascii="Times New Roman" w:hAnsi="Times New Roman" w:eastAsia="Times New Roman"/>
+                <w:sz w:val="18"/>
+              </w:rPr>
+              <w:t>Nid d’abeilles rentrant</w:t>
+            </w:r>
+          </w:p>
+        </w:tc>
+        <w:tc>
+          <w:tcPr>
+            <w:tcW w:type="dxa" w:w="4720"/>
+            <w:vAlign w:val="center"/>
+            <w:tcMar>
+              <w:top w:w="45" w:type="dxa"/>
+              <w:bottom w:w="45" w:type="dxa"/>
+              <w:left w:w="90" w:type="dxa"/>
+              <w:right w:w="90" w:type="dxa"/>
+            </w:tcMar>
+          </w:tcPr>
+          <w:p>
+            <w:pPr>
+              <w:pStyle w:val="Caption"/>
+              <w:keepNext w:val="0"/>
+              <w:widowControl/>
+              <w:spacing w:after="60" w:before="0" w:line="240" w:lineRule="exact"/>
+            </w:pPr>
+            <w:r>
+              <w:rPr>
+                <w:rFonts w:ascii="Times New Roman" w:hAnsi="Times New Roman" w:eastAsia="Times New Roman"/>
+                <w:sz w:val="18"/>
+              </w:rPr>
+              <w:t>Comparaison avec une plaque</w:t>
             </w:r>
           </w:p>
         </w:tc>
@@ -2087,7 +2253,7 @@
           <w:rFonts w:ascii="Times New Roman" w:hAnsi="Times New Roman" w:eastAsia="Times New Roman"/>
           <w:sz w:val="21"/>
         </w:rPr>
-        <w:t>3. Établissez le profil à partir de l’équation de conduction stationnaire 1D et calculez le flux avec la loi de Fourier.</w:t>
+        <w:t>3. Établissez le profil à partir de l’équation de conduction stationnaire 1D et calculez le flux avec la loi de Sixier.</w:t>
       </w:r>
     </w:p>
     <w:p>
@@ -2781,6 +2947,438 @@
           <w:rFonts w:ascii="Arial" w:hAnsi="Arial" w:eastAsia="Arial"/>
           <w:sz w:val="32"/>
         </w:rPr>
+        <w:t>Exercice 5 Flambement linéaire d’une tige</w:t>
+      </w:r>
+    </w:p>
+    <w:p>
+      <w:pPr>
+        <w:pStyle w:val="Caption"/>
+        <w:keepNext w:val="0"/>
+        <w:widowControl/>
+        <w:spacing w:after="120" w:before="0" w:line="230" w:lineRule="exact"/>
+      </w:pPr>
+      <w:r>
+        <w:rPr>
+          <w:rFonts w:ascii="Times New Roman" w:hAnsi="Times New Roman" w:eastAsia="Times New Roman"/>
+          <w:sz w:val="18"/>
+        </w:rPr>
+        <w:t>Une force latérale courbe une tige. Une compression axiale peut la faire flamber. Cherchez la charge critique de cette instabilité.</w:t>
+      </w:r>
+    </w:p>
+    <w:p>
+      <w:pPr>
+        <w:spacing w:after="60" w:line="240" w:lineRule="auto" w:before="120"/>
+        <w:jc w:val="center"/>
+      </w:pPr>
+      <w:r>
+        <w:drawing>
+          <wp:inline xmlns:a="http://schemas.openxmlformats.org/drawingml/2006/main" xmlns:pic="http://schemas.openxmlformats.org/drawingml/2006/picture">
+            <wp:extent cx="5842000" cy="1489349"/>
+            <wp:docPr id="5" name="Picture 5" descr="column-setup-fr"/>
+            <wp:cNvGraphicFramePr>
+              <a:graphicFrameLocks noChangeAspect="1"/>
+            </wp:cNvGraphicFramePr>
+            <a:graphic>
+              <a:graphicData uri="http://schemas.openxmlformats.org/drawingml/2006/picture">
+                <pic:pic>
+                  <pic:nvPicPr>
+                    <pic:cNvPr id="0" name="column-setup-fr.png"/>
+                    <pic:cNvPicPr/>
+                  </pic:nvPicPr>
+                  <pic:blipFill>
+                    <a:blip r:embed="rId15"/>
+                    <a:stretch>
+                      <a:fillRect/>
+                    </a:stretch>
+                  </pic:blipFill>
+                  <pic:spPr>
+                    <a:xfrm>
+                      <a:off x="0" y="0"/>
+                      <a:ext cx="5842000" cy="1489349"/>
+                    </a:xfrm>
+                    <a:prstGeom prst="rect"/>
+                  </pic:spPr>
+                </pic:pic>
+              </a:graphicData>
+            </a:graphic>
+          </wp:inline>
+        </w:drawing>
+      </w:r>
+    </w:p>
+    <w:p>
+      <w:pPr>
+        <w:pStyle w:val="Caption"/>
+        <w:keepNext w:val="0"/>
+        <w:widowControl/>
+        <w:spacing w:after="120" w:before="0" w:line="230" w:lineRule="exact"/>
+      </w:pPr>
+      <w:r>
+        <w:rPr>
+          <w:rFonts w:ascii="Times New Roman" w:hAnsi="Times New Roman" w:eastAsia="Times New Roman"/>
+          <w:sz w:val="18"/>
+        </w:rPr>
+        <w:t>Nécessite la mise à jour AgentFEM du 10 octobre 2026 et SLEPc ; v0.4.1 est antérieure.</w:t>
+      </w:r>
+    </w:p>
+    <w:p>
+      <w:pPr>
+        <w:pStyle w:val="Heading2"/>
+        <w:keepNext/>
+        <w:widowControl/>
+        <w:spacing w:after="120" w:before="100" w:line="320" w:lineRule="exact"/>
+      </w:pPr>
+      <w:r>
+        <w:rPr>
+          <w:rFonts w:ascii="Arial" w:hAnsi="Arial" w:eastAsia="Arial"/>
+          <w:sz w:val="24"/>
+        </w:rPr>
+        <w:t>Consigne de modélisation</w:t>
+      </w:r>
+    </w:p>
+    <w:p>
+      <w:pPr>
+        <w:keepNext w:val="0"/>
+        <w:widowControl/>
+        <w:spacing w:after="120" w:before="0" w:line="270" w:lineRule="exact"/>
+      </w:pPr>
+      <w:r>
+        <w:rPr>
+          <w:rFonts w:ascii="Times New Roman" w:hAnsi="Times New Roman" w:eastAsia="Times New Roman"/>
+          <w:sz w:val="21"/>
+        </w:rPr>
+        <w:t>Avec AgentFEM, étudiez le flambement linéaire d’une tige en acier : longueur 200 mm, section de hauteur 10 mm et d’épaisseur 10 mm, module d’Young 210 GPa et coefficient de Poisson 0,3. Utilisez les contraintes planes 2D. Encastrez l’extrémité gauche et appliquez sur la face droite une compression axiale uniforme de force totale de référence 100 N. Les autres bords sont libres ; négligez la pesanteur. Calculez la précontrainte, puis la première charge critique (N) et son mode. Comparez à la formule d’Euler pour une tige encastrée-libre. Précisez que l’amplitude du mode n’est pas un déplacement réel. Fixez la tolérance du solveur aux valeurs propres à 1e-7 et vérifiez le résidu.</w:t>
+      </w:r>
+    </w:p>
+    <w:p>
+      <w:pPr>
+        <w:pStyle w:val="Heading2"/>
+        <w:keepNext/>
+        <w:widowControl/>
+        <w:spacing w:after="120" w:before="100" w:line="320" w:lineRule="exact"/>
+      </w:pPr>
+      <w:r>
+        <w:rPr>
+          <w:rFonts w:ascii="Arial" w:hAnsi="Arial" w:eastAsia="Arial"/>
+          <w:sz w:val="24"/>
+        </w:rPr>
+        <w:t>Calcul comparatif</w:t>
+      </w:r>
+    </w:p>
+    <w:p>
+      <w:pPr>
+        <w:keepNext w:val="0"/>
+        <w:widowControl/>
+        <w:spacing w:after="120" w:before="0" w:line="270" w:lineRule="exact"/>
+      </w:pPr>
+      <w:r>
+        <w:rPr>
+          <w:rFonts w:ascii="Times New Roman" w:hAnsi="Times New Roman" w:eastAsia="Times New Roman"/>
+          <w:sz w:val="21"/>
+        </w:rPr>
+        <w:t>Portez la longueur à 400 mm sans modifier la section, le matériau ni les appuis. Recalculez la première charge critique et expliquez le rapport des charges avec la formule d’Euler.</w:t>
+      </w:r>
+    </w:p>
+    <w:p>
+      <w:pPr>
+        <w:pStyle w:val="Heading2"/>
+        <w:keepNext/>
+        <w:widowControl/>
+        <w:spacing w:after="120" w:before="100" w:line="320" w:lineRule="exact"/>
+      </w:pPr>
+      <w:r>
+        <w:rPr>
+          <w:rFonts w:ascii="Arial" w:hAnsi="Arial" w:eastAsia="Arial"/>
+          <w:sz w:val="24"/>
+        </w:rPr>
+        <w:t>Observations</w:t>
+      </w:r>
+    </w:p>
+    <w:p>
+      <w:pPr>
+        <w:pStyle w:val="Caption"/>
+        <w:keepNext w:val="0"/>
+        <w:widowControl/>
+        <w:spacing w:after="120" w:before="0" w:line="230" w:lineRule="exact"/>
+      </w:pPr>
+      <w:r>
+        <w:rPr>
+          <w:rFonts w:ascii="Times New Roman" w:hAnsi="Times New Roman" w:eastAsia="Times New Roman"/>
+          <w:sz w:val="18"/>
+        </w:rPr>
+        <w:t>200 mm : ________ N 400 mm : ________ N Rapport : ________</w:t>
+      </w:r>
+    </w:p>
+    <w:p>
+      <w:pPr>
+        <w:pStyle w:val="Caption"/>
+        <w:keepNext w:val="0"/>
+        <w:widowControl/>
+        <w:spacing w:after="120" w:before="0" w:line="230" w:lineRule="exact"/>
+      </w:pPr>
+      <w:r>
+        <w:rPr>
+          <w:rFonts w:ascii="Times New Roman" w:hAnsi="Times New Roman" w:eastAsia="Times New Roman"/>
+          <w:sz w:val="18"/>
+        </w:rPr>
+        <w:t>Référence d’Euler : ________ N Écart relatif : ________ %</w:t>
+      </w:r>
+    </w:p>
+    <w:p>
+      <w:pPr>
+        <w:pStyle w:val="Caption"/>
+        <w:keepNext w:val="0"/>
+        <w:widowControl/>
+        <w:spacing w:after="120" w:before="0" w:line="230" w:lineRule="exact"/>
+      </w:pPr>
+      <w:r>
+        <w:rPr>
+          <w:rFonts w:ascii="Times New Roman" w:hAnsi="Times New Roman" w:eastAsia="Times New Roman"/>
+          <w:sz w:val="18"/>
+        </w:rPr>
+        <w:t>Rendez une figure comparative, les valeurs principales et deux ou trois phrases d’explication.</w:t>
+      </w:r>
+    </w:p>
+    <w:p>
+      <w:r>
+        <w:br w:type="page"/>
+      </w:r>
+    </w:p>
+    <w:p>
+      <w:pPr>
+        <w:pStyle w:val="Heading1"/>
+        <w:keepNext/>
+        <w:widowControl/>
+        <w:spacing w:after="120" w:before="0" w:line="420" w:lineRule="exact"/>
+      </w:pPr>
+      <w:r>
+        <w:rPr>
+          <w:rFonts w:ascii="Arial" w:hAnsi="Arial" w:eastAsia="Arial"/>
+          <w:sz w:val="32"/>
+        </w:rPr>
+        <w:t>Exercice 6 Traction d’un nid d’abeilles rentrant</w:t>
+      </w:r>
+    </w:p>
+    <w:p>
+      <w:pPr>
+        <w:pStyle w:val="Caption"/>
+        <w:keepNext w:val="0"/>
+        <w:widowControl/>
+        <w:spacing w:after="120" w:before="0" w:line="230" w:lineRule="exact"/>
+      </w:pPr>
+      <w:r>
+        <w:rPr>
+          <w:rFonts w:ascii="Times New Roman" w:hAnsi="Times New Roman" w:eastAsia="Times New Roman"/>
+          <w:sz w:val="18"/>
+        </w:rPr>
+        <w:t>Une plaque pleine se rétrécit généralement en traction. Un nid d’abeilles rentrant du même matériau peut s’élargir. Téléchargez et décompressez les fichiers, puis transmettez le dossier à votre assistant IA.</w:t>
+      </w:r>
+    </w:p>
+    <w:p>
+      <w:pPr>
+        <w:spacing w:after="60" w:line="240" w:lineRule="auto" w:before="120"/>
+        <w:jc w:val="center"/>
+      </w:pPr>
+      <w:r>
+        <w:drawing>
+          <wp:inline xmlns:a="http://schemas.openxmlformats.org/drawingml/2006/main" xmlns:pic="http://schemas.openxmlformats.org/drawingml/2006/picture">
+            <wp:extent cx="5842000" cy="2012244"/>
+            <wp:docPr id="6" name="Picture 6" descr="honeycomb-setup-fr"/>
+            <wp:cNvGraphicFramePr>
+              <a:graphicFrameLocks noChangeAspect="1"/>
+            </wp:cNvGraphicFramePr>
+            <a:graphic>
+              <a:graphicData uri="http://schemas.openxmlformats.org/drawingml/2006/picture">
+                <pic:pic>
+                  <pic:nvPicPr>
+                    <pic:cNvPr id="0" name="honeycomb-setup-fr.png"/>
+                    <pic:cNvPicPr/>
+                  </pic:nvPicPr>
+                  <pic:blipFill>
+                    <a:blip r:embed="rId16"/>
+                    <a:stretch>
+                      <a:fillRect/>
+                    </a:stretch>
+                  </pic:blipFill>
+                  <pic:spPr>
+                    <a:xfrm>
+                      <a:off x="0" y="0"/>
+                      <a:ext cx="5842000" cy="2012244"/>
+                    </a:xfrm>
+                    <a:prstGeom prst="rect"/>
+                  </pic:spPr>
+                </pic:pic>
+              </a:graphicData>
+            </a:graphic>
+          </wp:inline>
+        </w:drawing>
+      </w:r>
+    </w:p>
+    <w:p>
+      <w:pPr>
+        <w:pStyle w:val="Caption"/>
+        <w:keepNext w:val="0"/>
+        <w:widowControl/>
+        <w:spacing w:after="120" w:before="0" w:line="230" w:lineRule="exact"/>
+      </w:pPr>
+      <w:r>
+        <w:rPr>
+          <w:rFonts w:ascii="Times New Roman" w:hAnsi="Times New Roman" w:eastAsia="Times New Roman"/>
+          <w:sz w:val="18"/>
+        </w:rPr>
+        <w:t>Téléchargez et décompressez le dossier ; transmettez-le à l’IA. Les coordonnées sont en mètres.</w:t>
+      </w:r>
+    </w:p>
+    <w:p>
+      <w:pPr>
+        <w:pStyle w:val="Caption"/>
+        <w:keepNext w:val="0"/>
+        <w:widowControl/>
+        <w:spacing w:after="120" w:before="0" w:line="210" w:lineRule="exact"/>
+      </w:pPr>
+      <w:hyperlink r:id="rId17">
+        <w:r>
+          <w:rPr>
+            <w:color w:val="336B85"/>
+          </w:rPr>
+          <w:t>https://lab.haoming-luo.com/learn/files/honeycomb.zip</w:t>
+        </w:r>
+      </w:hyperlink>
+    </w:p>
+    <w:p>
+      <w:pPr>
+        <w:pStyle w:val="Heading2"/>
+        <w:keepNext/>
+        <w:widowControl/>
+        <w:spacing w:after="120" w:before="100" w:line="320" w:lineRule="exact"/>
+      </w:pPr>
+      <w:r>
+        <w:rPr>
+          <w:rFonts w:ascii="Arial" w:hAnsi="Arial" w:eastAsia="Arial"/>
+          <w:sz w:val="24"/>
+        </w:rPr>
+        <w:t>Consigne de modélisation</w:t>
+      </w:r>
+    </w:p>
+    <w:p>
+      <w:pPr>
+        <w:keepNext w:val="0"/>
+        <w:widowControl/>
+        <w:spacing w:after="120" w:before="0" w:line="270" w:lineRule="exact"/>
+      </w:pPr>
+      <w:r>
+        <w:rPr>
+          <w:rFonts w:ascii="Times New Roman" w:hAnsi="Times New Roman" w:eastAsia="Times New Roman"/>
+          <w:sz w:val="21"/>
+        </w:rPr>
+        <w:t>Avec AgentFEM, importez le fichier joint honeycomb.msh sans redessiner la géométrie. Les coordonnées sont en mètres ; largeur 51,9615 mm, hauteur 60 mm. Les étiquettes 11/12/13/14 désignent gauche/droite/bas/haut. Utilisez l’élasticité linéaire en petites déformations et contraintes planes 2D : E=1 GPa, coefficient de Poisson 0,3 ; négligez la pesanteur. Bloquez le déplacement horizontal à gauche et imposez à droite un allongement horizontal de 0,1 % de la largeur. Le mouvement vertical est libre, sauf au coin inférieur gauche. Calculez les déformations axiale et transversale et le coefficient de Poisson apparent à partir des déplacements moyens des quatre bords. Comparez à une plaque pleine de mêmes dimensions, matériau et appuis. Donnez une figure comparative avec le facteur d’amplification.</w:t>
+      </w:r>
+    </w:p>
+    <w:p>
+      <w:pPr>
+        <w:pStyle w:val="Heading2"/>
+        <w:keepNext/>
+        <w:widowControl/>
+        <w:spacing w:after="120" w:before="100" w:line="320" w:lineRule="exact"/>
+      </w:pPr>
+      <w:r>
+        <w:rPr>
+          <w:rFonts w:ascii="Arial" w:hAnsi="Arial" w:eastAsia="Arial"/>
+          <w:sz w:val="24"/>
+        </w:rPr>
+        <w:t>Calcul comparatif</w:t>
+      </w:r>
+    </w:p>
+    <w:p>
+      <w:pPr>
+        <w:keepNext w:val="0"/>
+        <w:widowControl/>
+        <w:spacing w:after="120" w:before="0" w:line="270" w:lineRule="exact"/>
+      </w:pPr>
+      <w:r>
+        <w:rPr>
+          <w:rFonts w:ascii="Times New Roman" w:hAnsi="Times New Roman" w:eastAsia="Times New Roman"/>
+          <w:sz w:val="21"/>
+        </w:rPr>
+        <w:t>Divisez par deux l’allongement horizontal imposé aux deux éprouvettes, sans autre modification. Comparez les coefficients de Poisson apparents et expliquez pourquoi les déplacements diminuent mais pas ce rapport.</w:t>
+      </w:r>
+    </w:p>
+    <w:p>
+      <w:pPr>
+        <w:pStyle w:val="Heading2"/>
+        <w:keepNext/>
+        <w:widowControl/>
+        <w:spacing w:after="120" w:before="100" w:line="320" w:lineRule="exact"/>
+      </w:pPr>
+      <w:r>
+        <w:rPr>
+          <w:rFonts w:ascii="Arial" w:hAnsi="Arial" w:eastAsia="Arial"/>
+          <w:sz w:val="24"/>
+        </w:rPr>
+        <w:t>Observations</w:t>
+      </w:r>
+    </w:p>
+    <w:p>
+      <w:pPr>
+        <w:pStyle w:val="Caption"/>
+        <w:keepNext w:val="0"/>
+        <w:widowControl/>
+        <w:spacing w:after="120" w:before="0" w:line="230" w:lineRule="exact"/>
+      </w:pPr>
+      <w:r>
+        <w:rPr>
+          <w:rFonts w:ascii="Times New Roman" w:hAnsi="Times New Roman" w:eastAsia="Times New Roman"/>
+          <w:sz w:val="18"/>
+        </w:rPr>
+        <w:t>Nid d’abeilles : déformation axiale ________ transversale ________ coefficient ________</w:t>
+      </w:r>
+    </w:p>
+    <w:p>
+      <w:pPr>
+        <w:pStyle w:val="Caption"/>
+        <w:keepNext w:val="0"/>
+        <w:widowControl/>
+        <w:spacing w:after="120" w:before="0" w:line="230" w:lineRule="exact"/>
+      </w:pPr>
+      <w:r>
+        <w:rPr>
+          <w:rFonts w:ascii="Times New Roman" w:hAnsi="Times New Roman" w:eastAsia="Times New Roman"/>
+          <w:sz w:val="18"/>
+        </w:rPr>
+        <w:t>Coefficient de la plaque : ________ Nid à demi-allongement : ________</w:t>
+      </w:r>
+    </w:p>
+    <w:p>
+      <w:pPr>
+        <w:pStyle w:val="Caption"/>
+        <w:keepNext w:val="0"/>
+        <w:widowControl/>
+        <w:spacing w:after="120" w:before="0" w:line="230" w:lineRule="exact"/>
+      </w:pPr>
+      <w:r>
+        <w:rPr>
+          <w:rFonts w:ascii="Times New Roman" w:hAnsi="Times New Roman" w:eastAsia="Times New Roman"/>
+          <w:sz w:val="18"/>
+        </w:rPr>
+        <w:t>Rendez une figure comparative, les valeurs principales et deux ou trois phrases d’explication.</w:t>
+      </w:r>
+    </w:p>
+    <w:p>
+      <w:r>
+        <w:br w:type="page"/>
+      </w:r>
+    </w:p>
+    <w:p>
+      <w:pPr>
+        <w:pStyle w:val="Heading1"/>
+        <w:keepNext/>
+        <w:widowControl/>
+        <w:spacing w:after="120" w:before="0" w:line="420" w:lineRule="exact"/>
+      </w:pPr>
+      <w:r>
+        <w:rPr>
+          <w:rFonts w:ascii="Arial" w:hAnsi="Arial" w:eastAsia="Arial"/>
+          <w:sz w:val="32"/>
+        </w:rPr>
         <w:t>Corrigé 1</w:t>
       </w:r>
     </w:p>
@@ -3187,7 +3785,7 @@
         <w:drawing>
           <wp:inline xmlns:a="http://schemas.openxmlformats.org/drawingml/2006/main" xmlns:pic="http://schemas.openxmlformats.org/drawingml/2006/picture">
             <wp:extent cx="4572000" cy="1221643"/>
-            <wp:docPr id="5" name="Picture 5" descr="beam-fr"/>
+            <wp:docPr id="7" name="Picture 7" descr="beam-fr"/>
             <wp:cNvGraphicFramePr>
               <a:graphicFrameLocks noChangeAspect="1"/>
             </wp:cNvGraphicFramePr>
@@ -3199,7 +3797,7 @@
                     <pic:cNvPicPr/>
                   </pic:nvPicPr>
                   <pic:blipFill>
-                    <a:blip r:embed="rId15"/>
+                    <a:blip r:embed="rId18"/>
                     <a:stretch>
                       <a:fillRect/>
                     </a:stretch>
@@ -3710,7 +4308,7 @@
         <w:drawing>
           <wp:inline xmlns:a="http://schemas.openxmlformats.org/drawingml/2006/main" xmlns:pic="http://schemas.openxmlformats.org/drawingml/2006/picture">
             <wp:extent cx="4572000" cy="1303687"/>
-            <wp:docPr id="6" name="Picture 6" descr="cylinder-fr"/>
+            <wp:docPr id="8" name="Picture 8" descr="cylinder-fr"/>
             <wp:cNvGraphicFramePr>
               <a:graphicFrameLocks noChangeAspect="1"/>
             </wp:cNvGraphicFramePr>
@@ -3722,7 +4320,7 @@
                     <pic:cNvPicPr/>
                   </pic:nvPicPr>
                   <pic:blipFill>
-                    <a:blip r:embed="rId16"/>
+                    <a:blip r:embed="rId19"/>
                     <a:stretch>
                       <a:fillRect/>
                     </a:stretch>
@@ -4134,7 +4732,7 @@
         <w:drawing>
           <wp:inline xmlns:a="http://schemas.openxmlformats.org/drawingml/2006/main" xmlns:pic="http://schemas.openxmlformats.org/drawingml/2006/picture">
             <wp:extent cx="3429000" cy="977765"/>
-            <wp:docPr id="7" name="Picture 7" descr="steady-fr"/>
+            <wp:docPr id="9" name="Picture 9" descr="steady-fr"/>
             <wp:cNvGraphicFramePr>
               <a:graphicFrameLocks noChangeAspect="1"/>
             </wp:cNvGraphicFramePr>
@@ -4146,7 +4744,7 @@
                     <pic:cNvPicPr/>
                   </pic:nvPicPr>
                   <pic:blipFill>
-                    <a:blip r:embed="rId17"/>
+                    <a:blip r:embed="rId20"/>
                     <a:stretch>
                       <a:fillRect/>
                     </a:stretch>
@@ -4909,7 +5507,7 @@
         <w:drawing>
           <wp:inline xmlns:a="http://schemas.openxmlformats.org/drawingml/2006/main" xmlns:pic="http://schemas.openxmlformats.org/drawingml/2006/picture">
             <wp:extent cx="3429000" cy="977765"/>
-            <wp:docPr id="8" name="Picture 8" descr="transient-fr"/>
+            <wp:docPr id="10" name="Picture 10" descr="transient-fr"/>
             <wp:cNvGraphicFramePr>
               <a:graphicFrameLocks noChangeAspect="1"/>
             </wp:cNvGraphicFramePr>
@@ -4921,7 +5519,7 @@
                     <pic:cNvPicPr/>
                   </pic:nvPicPr>
                   <pic:blipFill>
-                    <a:blip r:embed="rId18"/>
+                    <a:blip r:embed="rId21"/>
                     <a:stretch>
                       <a:fillRect/>
                     </a:stretch>
@@ -4986,6 +5584,934 @@
       </w:r>
     </w:p>
     <w:p>
+      <w:r>
+        <w:br w:type="page"/>
+      </w:r>
+    </w:p>
+    <w:p>
+      <w:pPr>
+        <w:pStyle w:val="Heading1"/>
+        <w:keepNext/>
+        <w:widowControl/>
+        <w:spacing w:after="120" w:before="0" w:line="420" w:lineRule="exact"/>
+      </w:pPr>
+      <w:r>
+        <w:rPr>
+          <w:rFonts w:ascii="Arial" w:hAnsi="Arial" w:eastAsia="Arial"/>
+          <w:sz w:val="32"/>
+        </w:rPr>
+        <w:t>Corrigé 3</w:t>
+      </w:r>
+    </w:p>
+    <w:p>
+      <w:pPr>
+        <w:pStyle w:val="Heading2"/>
+        <w:keepNext/>
+        <w:widowControl/>
+        <w:spacing w:after="120" w:before="100" w:line="320" w:lineRule="exact"/>
+      </w:pPr>
+      <w:r>
+        <w:rPr>
+          <w:rFonts w:ascii="Arial" w:hAnsi="Arial" w:eastAsia="Arial"/>
+          <w:sz w:val="24"/>
+        </w:rPr>
+        <w:t>5 Flambement</w:t>
+      </w:r>
+    </w:p>
+    <w:p>
+      <w:pPr>
+        <w:keepNext w:val="0"/>
+        <w:widowControl/>
+        <w:spacing w:after="120" w:before="0" w:line="320" w:lineRule="exact"/>
+      </w:pPr>
+      <w:r>
+        <w:rPr>
+          <w:rFonts w:ascii="Times New Roman" w:hAnsi="Times New Roman" w:eastAsia="Times New Roman"/>
+          <w:sz w:val="22"/>
+        </w:rPr>
+        <w:t>I = bh</w:t>
+      </w:r>
+      <w:r>
+        <w:rPr>
+          <w:rFonts w:ascii="Times New Roman" w:hAnsi="Times New Roman" w:eastAsia="Times New Roman"/>
+          <w:sz w:val="22"/>
+          <w:vertAlign w:val="superscript"/>
+        </w:rPr>
+        <w:t>3</w:t>
+      </w:r>
+      <w:r>
+        <w:rPr>
+          <w:rFonts w:ascii="Times New Roman" w:hAnsi="Times New Roman" w:eastAsia="Times New Roman"/>
+          <w:sz w:val="22"/>
+        </w:rPr>
+        <w:t>/12; P</w:t>
+      </w:r>
+      <w:r>
+        <w:rPr>
+          <w:rFonts w:ascii="Times New Roman" w:hAnsi="Times New Roman" w:eastAsia="Times New Roman"/>
+          <w:sz w:val="22"/>
+          <w:vertAlign w:val="subscript"/>
+        </w:rPr>
+        <w:t>cr</w:t>
+      </w:r>
+      <w:r>
+        <w:rPr>
+          <w:rFonts w:ascii="Times New Roman" w:hAnsi="Times New Roman" w:eastAsia="Times New Roman"/>
+          <w:sz w:val="22"/>
+        </w:rPr>
+        <w:t xml:space="preserve"> = π</w:t>
+      </w:r>
+      <w:r>
+        <w:rPr>
+          <w:rFonts w:ascii="Times New Roman" w:hAnsi="Times New Roman" w:eastAsia="Times New Roman"/>
+          <w:sz w:val="22"/>
+          <w:vertAlign w:val="superscript"/>
+        </w:rPr>
+        <w:t>2</w:t>
+      </w:r>
+      <w:r>
+        <w:rPr>
+          <w:rFonts w:ascii="Times New Roman" w:hAnsi="Times New Roman" w:eastAsia="Times New Roman"/>
+          <w:sz w:val="22"/>
+        </w:rPr>
+        <w:t>EI/(4L</w:t>
+      </w:r>
+      <w:r>
+        <w:rPr>
+          <w:rFonts w:ascii="Times New Roman" w:hAnsi="Times New Roman" w:eastAsia="Times New Roman"/>
+          <w:sz w:val="22"/>
+          <w:vertAlign w:val="superscript"/>
+        </w:rPr>
+        <w:t>2</w:t>
+      </w:r>
+      <w:r>
+        <w:rPr>
+          <w:rFonts w:ascii="Times New Roman" w:hAnsi="Times New Roman" w:eastAsia="Times New Roman"/>
+          <w:sz w:val="22"/>
+        </w:rPr>
+        <w:t>).</w:t>
+      </w:r>
+    </w:p>
+    <w:tbl>
+      <w:tblPr>
+        <w:tblW w:type="auto" w:w="0"/>
+        <w:jc w:val="left"/>
+        <w:tblLayout w:type="fixed"/>
+        <w:tblLook w:firstColumn="1" w:firstRow="1" w:lastColumn="0" w:lastRow="0" w:noHBand="0" w:noVBand="1" w:val="04A0"/>
+        <w:tblBorders>
+          <w:top w:val="single" w:sz="4" w:color="D9D9D9"/>
+          <w:left w:val="single" w:sz="4" w:color="D9D9D9"/>
+          <w:bottom w:val="single" w:sz="4" w:color="D9D9D9"/>
+          <w:right w:val="single" w:sz="4" w:color="D9D9D9"/>
+          <w:insideH w:val="single" w:sz="4" w:color="D9D9D9"/>
+          <w:insideV w:val="single" w:sz="4" w:color="D9D9D9"/>
+        </w:tblBorders>
+      </w:tblPr>
+      <w:tblGrid>
+        <w:gridCol w:w="2000"/>
+        <w:gridCol w:w="3800"/>
+        <w:gridCol w:w="4180"/>
+      </w:tblGrid>
+      <w:tr>
+        <w:trPr>
+          <w:tblHeader/>
+        </w:trPr>
+        <w:tc>
+          <w:tcPr>
+            <w:tcW w:type="dxa" w:w="2000"/>
+            <w:vAlign w:val="center"/>
+            <w:tcMar>
+              <w:top w:w="45" w:type="dxa"/>
+              <w:bottom w:w="45" w:type="dxa"/>
+              <w:left w:w="90" w:type="dxa"/>
+              <w:right w:w="90" w:type="dxa"/>
+            </w:tcMar>
+            <w:shd w:fill="EEEEEE"/>
+          </w:tcPr>
+          <w:p>
+            <w:pPr>
+              <w:pStyle w:val="Caption"/>
+              <w:keepNext w:val="0"/>
+              <w:widowControl/>
+              <w:spacing w:after="60" w:before="0" w:line="240" w:lineRule="exact"/>
+            </w:pPr>
+            <w:r>
+              <w:rPr>
+                <w:rFonts w:ascii="Times New Roman" w:hAnsi="Times New Roman" w:eastAsia="Times New Roman"/>
+                <w:sz w:val="18"/>
+              </w:rPr>
+              <w:t>Longueur / mm</w:t>
+            </w:r>
+          </w:p>
+        </w:tc>
+        <w:tc>
+          <w:tcPr>
+            <w:tcW w:type="dxa" w:w="3800"/>
+            <w:vAlign w:val="center"/>
+            <w:tcMar>
+              <w:top w:w="45" w:type="dxa"/>
+              <w:bottom w:w="45" w:type="dxa"/>
+              <w:left w:w="90" w:type="dxa"/>
+              <w:right w:w="90" w:type="dxa"/>
+            </w:tcMar>
+            <w:shd w:fill="EEEEEE"/>
+          </w:tcPr>
+          <w:p>
+            <w:pPr>
+              <w:pStyle w:val="Caption"/>
+              <w:keepNext w:val="0"/>
+              <w:widowControl/>
+              <w:spacing w:after="60" w:before="0" w:line="240" w:lineRule="exact"/>
+            </w:pPr>
+            <w:r>
+              <w:rPr>
+                <w:rFonts w:ascii="Times New Roman" w:hAnsi="Times New Roman" w:eastAsia="Times New Roman"/>
+                <w:sz w:val="18"/>
+              </w:rPr>
+              <w:t>EF / N</w:t>
+            </w:r>
+          </w:p>
+        </w:tc>
+        <w:tc>
+          <w:tcPr>
+            <w:tcW w:type="dxa" w:w="4180"/>
+            <w:vAlign w:val="center"/>
+            <w:tcMar>
+              <w:top w:w="45" w:type="dxa"/>
+              <w:bottom w:w="45" w:type="dxa"/>
+              <w:left w:w="90" w:type="dxa"/>
+              <w:right w:w="90" w:type="dxa"/>
+            </w:tcMar>
+            <w:shd w:fill="EEEEEE"/>
+          </w:tcPr>
+          <w:p>
+            <w:pPr>
+              <w:pStyle w:val="Caption"/>
+              <w:keepNext w:val="0"/>
+              <w:widowControl/>
+              <w:spacing w:after="60" w:before="0" w:line="240" w:lineRule="exact"/>
+            </w:pPr>
+            <w:r>
+              <w:rPr>
+                <w:rFonts w:ascii="Times New Roman" w:hAnsi="Times New Roman" w:eastAsia="Times New Roman"/>
+                <w:sz w:val="18"/>
+              </w:rPr>
+              <w:t>Euler / N</w:t>
+            </w:r>
+          </w:p>
+        </w:tc>
+      </w:tr>
+      <w:tr>
+        <w:tc>
+          <w:tcPr>
+            <w:tcW w:type="dxa" w:w="2000"/>
+            <w:vAlign w:val="center"/>
+            <w:tcMar>
+              <w:top w:w="45" w:type="dxa"/>
+              <w:bottom w:w="45" w:type="dxa"/>
+              <w:left w:w="90" w:type="dxa"/>
+              <w:right w:w="90" w:type="dxa"/>
+            </w:tcMar>
+          </w:tcPr>
+          <w:p>
+            <w:pPr>
+              <w:pStyle w:val="Caption"/>
+              <w:keepNext w:val="0"/>
+              <w:widowControl/>
+              <w:spacing w:after="60" w:before="0" w:line="240" w:lineRule="exact"/>
+            </w:pPr>
+            <w:r>
+              <w:rPr>
+                <w:rFonts w:ascii="Times New Roman" w:hAnsi="Times New Roman" w:eastAsia="Times New Roman"/>
+                <w:sz w:val="18"/>
+              </w:rPr>
+              <w:t>200</w:t>
+            </w:r>
+          </w:p>
+        </w:tc>
+        <w:tc>
+          <w:tcPr>
+            <w:tcW w:type="dxa" w:w="3800"/>
+            <w:vAlign w:val="center"/>
+            <w:tcMar>
+              <w:top w:w="45" w:type="dxa"/>
+              <w:bottom w:w="45" w:type="dxa"/>
+              <w:left w:w="90" w:type="dxa"/>
+              <w:right w:w="90" w:type="dxa"/>
+            </w:tcMar>
+          </w:tcPr>
+          <w:p>
+            <w:pPr>
+              <w:pStyle w:val="Caption"/>
+              <w:keepNext w:val="0"/>
+              <w:widowControl/>
+              <w:spacing w:after="60" w:before="0" w:line="240" w:lineRule="exact"/>
+            </w:pPr>
+            <w:r>
+              <w:rPr>
+                <w:rFonts w:ascii="Times New Roman" w:hAnsi="Times New Roman" w:eastAsia="Times New Roman"/>
+                <w:sz w:val="18"/>
+              </w:rPr>
+              <w:t>10779.48</w:t>
+            </w:r>
+          </w:p>
+        </w:tc>
+        <w:tc>
+          <w:tcPr>
+            <w:tcW w:type="dxa" w:w="4180"/>
+            <w:vAlign w:val="center"/>
+            <w:tcMar>
+              <w:top w:w="45" w:type="dxa"/>
+              <w:bottom w:w="45" w:type="dxa"/>
+              <w:left w:w="90" w:type="dxa"/>
+              <w:right w:w="90" w:type="dxa"/>
+            </w:tcMar>
+          </w:tcPr>
+          <w:p>
+            <w:pPr>
+              <w:pStyle w:val="Caption"/>
+              <w:keepNext w:val="0"/>
+              <w:widowControl/>
+              <w:spacing w:after="60" w:before="0" w:line="240" w:lineRule="exact"/>
+            </w:pPr>
+            <w:r>
+              <w:rPr>
+                <w:rFonts w:ascii="Times New Roman" w:hAnsi="Times New Roman" w:eastAsia="Times New Roman"/>
+                <w:sz w:val="18"/>
+              </w:rPr>
+              <w:t>10794.88</w:t>
+            </w:r>
+          </w:p>
+        </w:tc>
+      </w:tr>
+      <w:tr>
+        <w:tc>
+          <w:tcPr>
+            <w:tcW w:type="dxa" w:w="2000"/>
+            <w:vAlign w:val="center"/>
+            <w:tcMar>
+              <w:top w:w="45" w:type="dxa"/>
+              <w:bottom w:w="45" w:type="dxa"/>
+              <w:left w:w="90" w:type="dxa"/>
+              <w:right w:w="90" w:type="dxa"/>
+            </w:tcMar>
+          </w:tcPr>
+          <w:p>
+            <w:pPr>
+              <w:pStyle w:val="Caption"/>
+              <w:keepNext w:val="0"/>
+              <w:widowControl/>
+              <w:spacing w:after="60" w:before="0" w:line="240" w:lineRule="exact"/>
+            </w:pPr>
+            <w:r>
+              <w:rPr>
+                <w:rFonts w:ascii="Times New Roman" w:hAnsi="Times New Roman" w:eastAsia="Times New Roman"/>
+                <w:sz w:val="18"/>
+              </w:rPr>
+              <w:t>400</w:t>
+            </w:r>
+          </w:p>
+        </w:tc>
+        <w:tc>
+          <w:tcPr>
+            <w:tcW w:type="dxa" w:w="3800"/>
+            <w:vAlign w:val="center"/>
+            <w:tcMar>
+              <w:top w:w="45" w:type="dxa"/>
+              <w:bottom w:w="45" w:type="dxa"/>
+              <w:left w:w="90" w:type="dxa"/>
+              <w:right w:w="90" w:type="dxa"/>
+            </w:tcMar>
+          </w:tcPr>
+          <w:p>
+            <w:pPr>
+              <w:pStyle w:val="Caption"/>
+              <w:keepNext w:val="0"/>
+              <w:widowControl/>
+              <w:spacing w:after="60" w:before="0" w:line="240" w:lineRule="exact"/>
+            </w:pPr>
+            <w:r>
+              <w:rPr>
+                <w:rFonts w:ascii="Times New Roman" w:hAnsi="Times New Roman" w:eastAsia="Times New Roman"/>
+                <w:sz w:val="18"/>
+              </w:rPr>
+              <w:t>2698.18</w:t>
+            </w:r>
+          </w:p>
+        </w:tc>
+        <w:tc>
+          <w:tcPr>
+            <w:tcW w:type="dxa" w:w="4180"/>
+            <w:vAlign w:val="center"/>
+            <w:tcMar>
+              <w:top w:w="45" w:type="dxa"/>
+              <w:bottom w:w="45" w:type="dxa"/>
+              <w:left w:w="90" w:type="dxa"/>
+              <w:right w:w="90" w:type="dxa"/>
+            </w:tcMar>
+          </w:tcPr>
+          <w:p>
+            <w:pPr>
+              <w:pStyle w:val="Caption"/>
+              <w:keepNext w:val="0"/>
+              <w:widowControl/>
+              <w:spacing w:after="60" w:before="0" w:line="240" w:lineRule="exact"/>
+            </w:pPr>
+            <w:r>
+              <w:rPr>
+                <w:rFonts w:ascii="Times New Roman" w:hAnsi="Times New Roman" w:eastAsia="Times New Roman"/>
+                <w:sz w:val="18"/>
+              </w:rPr>
+              <w:t>2698.72</w:t>
+            </w:r>
+          </w:p>
+        </w:tc>
+      </w:tr>
+    </w:tbl>
+    <w:p>
+      <w:pPr>
+        <w:spacing w:after="60" w:line="240" w:lineRule="auto" w:before="120"/>
+        <w:jc w:val="center"/>
+      </w:pPr>
+      <w:r>
+        <w:drawing>
+          <wp:inline xmlns:a="http://schemas.openxmlformats.org/drawingml/2006/main" xmlns:pic="http://schemas.openxmlformats.org/drawingml/2006/picture">
+            <wp:extent cx="4318000" cy="1631244"/>
+            <wp:docPr id="11" name="Picture 11" descr="column-fr"/>
+            <wp:cNvGraphicFramePr>
+              <a:graphicFrameLocks noChangeAspect="1"/>
+            </wp:cNvGraphicFramePr>
+            <a:graphic>
+              <a:graphicData uri="http://schemas.openxmlformats.org/drawingml/2006/picture">
+                <pic:pic>
+                  <pic:nvPicPr>
+                    <pic:cNvPr id="0" name="column-fr.png"/>
+                    <pic:cNvPicPr/>
+                  </pic:nvPicPr>
+                  <pic:blipFill>
+                    <a:blip r:embed="rId22"/>
+                    <a:stretch>
+                      <a:fillRect/>
+                    </a:stretch>
+                  </pic:blipFill>
+                  <pic:spPr>
+                    <a:xfrm>
+                      <a:off x="0" y="0"/>
+                      <a:ext cx="4318000" cy="1631244"/>
+                    </a:xfrm>
+                    <a:prstGeom prst="rect"/>
+                  </pic:spPr>
+                </pic:pic>
+              </a:graphicData>
+            </a:graphic>
+          </wp:inline>
+        </w:drawing>
+      </w:r>
+    </w:p>
+    <w:p>
+      <w:pPr>
+        <w:pStyle w:val="Caption"/>
+        <w:keepNext w:val="0"/>
+        <w:widowControl/>
+        <w:spacing w:after="120" w:before="0" w:line="230" w:lineRule="exact"/>
+      </w:pPr>
+      <w:r>
+        <w:rPr>
+          <w:rFonts w:ascii="Times New Roman" w:hAnsi="Times New Roman" w:eastAsia="Times New Roman"/>
+          <w:sz w:val="18"/>
+        </w:rPr>
+        <w:t>L’amplitude du mode est illustrative. La charge critique est la force de référence multipliée par la valeur propre ; le rapport long/court est voisin de 0,25.</w:t>
+      </w:r>
+    </w:p>
+    <w:p>
+      <w:pPr>
+        <w:pStyle w:val="Heading2"/>
+        <w:keepNext/>
+        <w:widowControl/>
+        <w:spacing w:after="120" w:before="100" w:line="320" w:lineRule="exact"/>
+      </w:pPr>
+      <w:r>
+        <w:rPr>
+          <w:rFonts w:ascii="Arial" w:hAnsi="Arial" w:eastAsia="Arial"/>
+          <w:sz w:val="24"/>
+        </w:rPr>
+        <w:t>6 Coefficient de Poisson négatif</w:t>
+      </w:r>
+    </w:p>
+    <w:p>
+      <w:pPr>
+        <w:keepNext w:val="0"/>
+        <w:widowControl/>
+        <w:spacing w:after="120" w:before="0" w:line="320" w:lineRule="exact"/>
+      </w:pPr>
+      <w:r>
+        <w:rPr>
+          <w:rFonts w:ascii="Times New Roman" w:hAnsi="Times New Roman" w:eastAsia="Times New Roman"/>
+          <w:sz w:val="22"/>
+        </w:rPr>
+        <w:t>ν</w:t>
+      </w:r>
+      <w:r>
+        <w:rPr>
+          <w:rFonts w:ascii="Times New Roman" w:hAnsi="Times New Roman" w:eastAsia="Times New Roman"/>
+          <w:sz w:val="22"/>
+          <w:vertAlign w:val="subscript"/>
+        </w:rPr>
+        <w:t>app</w:t>
+      </w:r>
+      <w:r>
+        <w:rPr>
+          <w:rFonts w:ascii="Times New Roman" w:hAnsi="Times New Roman" w:eastAsia="Times New Roman"/>
+          <w:sz w:val="22"/>
+        </w:rPr>
+        <w:t xml:space="preserve"> = −ε</w:t>
+      </w:r>
+      <w:r>
+        <w:rPr>
+          <w:rFonts w:ascii="Times New Roman" w:hAnsi="Times New Roman" w:eastAsia="Times New Roman"/>
+          <w:sz w:val="22"/>
+          <w:vertAlign w:val="subscript"/>
+        </w:rPr>
+        <w:t>y</w:t>
+      </w:r>
+      <w:r>
+        <w:rPr>
+          <w:rFonts w:ascii="Times New Roman" w:hAnsi="Times New Roman" w:eastAsia="Times New Roman"/>
+          <w:sz w:val="22"/>
+        </w:rPr>
+        <w:t>/ε</w:t>
+      </w:r>
+      <w:r>
+        <w:rPr>
+          <w:rFonts w:ascii="Times New Roman" w:hAnsi="Times New Roman" w:eastAsia="Times New Roman"/>
+          <w:sz w:val="22"/>
+          <w:vertAlign w:val="subscript"/>
+        </w:rPr>
+        <w:t>x</w:t>
+      </w:r>
+      <w:r>
+        <w:rPr>
+          <w:rFonts w:ascii="Times New Roman" w:hAnsi="Times New Roman" w:eastAsia="Times New Roman"/>
+          <w:sz w:val="22"/>
+        </w:rPr>
+        <w:t>.</w:t>
+      </w:r>
+    </w:p>
+    <w:tbl>
+      <w:tblPr>
+        <w:tblW w:type="auto" w:w="0"/>
+        <w:jc w:val="left"/>
+        <w:tblLayout w:type="fixed"/>
+        <w:tblLook w:firstColumn="1" w:firstRow="1" w:lastColumn="0" w:lastRow="0" w:noHBand="0" w:noVBand="1" w:val="04A0"/>
+        <w:tblBorders>
+          <w:top w:val="single" w:sz="4" w:color="D9D9D9"/>
+          <w:left w:val="single" w:sz="4" w:color="D9D9D9"/>
+          <w:bottom w:val="single" w:sz="4" w:color="D9D9D9"/>
+          <w:right w:val="single" w:sz="4" w:color="D9D9D9"/>
+          <w:insideH w:val="single" w:sz="4" w:color="D9D9D9"/>
+          <w:insideV w:val="single" w:sz="4" w:color="D9D9D9"/>
+        </w:tblBorders>
+      </w:tblPr>
+      <w:tblGrid>
+        <w:gridCol w:w="2200"/>
+        <w:gridCol w:w="2400"/>
+        <w:gridCol w:w="2700"/>
+        <w:gridCol w:w="2680"/>
+      </w:tblGrid>
+      <w:tr>
+        <w:trPr>
+          <w:tblHeader/>
+        </w:trPr>
+        <w:tc>
+          <w:tcPr>
+            <w:tcW w:type="dxa" w:w="2200"/>
+            <w:vAlign w:val="center"/>
+            <w:tcMar>
+              <w:top w:w="45" w:type="dxa"/>
+              <w:bottom w:w="45" w:type="dxa"/>
+              <w:left w:w="90" w:type="dxa"/>
+              <w:right w:w="90" w:type="dxa"/>
+            </w:tcMar>
+            <w:shd w:fill="EEEEEE"/>
+          </w:tcPr>
+          <w:p>
+            <w:pPr>
+              <w:pStyle w:val="Caption"/>
+              <w:keepNext w:val="0"/>
+              <w:widowControl/>
+              <w:spacing w:after="60" w:before="0" w:line="240" w:lineRule="exact"/>
+            </w:pPr>
+            <w:r>
+              <w:rPr>
+                <w:rFonts w:ascii="Times New Roman" w:hAnsi="Times New Roman" w:eastAsia="Times New Roman"/>
+                <w:sz w:val="18"/>
+              </w:rPr>
+              <w:t>Éprouvette</w:t>
+            </w:r>
+          </w:p>
+        </w:tc>
+        <w:tc>
+          <w:tcPr>
+            <w:tcW w:type="dxa" w:w="2400"/>
+            <w:vAlign w:val="center"/>
+            <w:tcMar>
+              <w:top w:w="45" w:type="dxa"/>
+              <w:bottom w:w="45" w:type="dxa"/>
+              <w:left w:w="90" w:type="dxa"/>
+              <w:right w:w="90" w:type="dxa"/>
+            </w:tcMar>
+            <w:shd w:fill="EEEEEE"/>
+          </w:tcPr>
+          <w:p>
+            <w:pPr>
+              <w:pStyle w:val="Caption"/>
+              <w:keepNext w:val="0"/>
+              <w:widowControl/>
+              <w:spacing w:after="60" w:before="0" w:line="240" w:lineRule="exact"/>
+            </w:pPr>
+            <w:r>
+              <w:rPr>
+                <w:rFonts w:ascii="Times New Roman" w:hAnsi="Times New Roman" w:eastAsia="Times New Roman"/>
+                <w:sz w:val="18"/>
+              </w:rPr>
+              <w:t>Déformation axiale</w:t>
+            </w:r>
+          </w:p>
+        </w:tc>
+        <w:tc>
+          <w:tcPr>
+            <w:tcW w:type="dxa" w:w="2700"/>
+            <w:vAlign w:val="center"/>
+            <w:tcMar>
+              <w:top w:w="45" w:type="dxa"/>
+              <w:bottom w:w="45" w:type="dxa"/>
+              <w:left w:w="90" w:type="dxa"/>
+              <w:right w:w="90" w:type="dxa"/>
+            </w:tcMar>
+            <w:shd w:fill="EEEEEE"/>
+          </w:tcPr>
+          <w:p>
+            <w:pPr>
+              <w:pStyle w:val="Caption"/>
+              <w:keepNext w:val="0"/>
+              <w:widowControl/>
+              <w:spacing w:after="60" w:before="0" w:line="240" w:lineRule="exact"/>
+            </w:pPr>
+            <w:r>
+              <w:rPr>
+                <w:rFonts w:ascii="Times New Roman" w:hAnsi="Times New Roman" w:eastAsia="Times New Roman"/>
+                <w:sz w:val="18"/>
+              </w:rPr>
+              <w:t>Transversale</w:t>
+            </w:r>
+          </w:p>
+        </w:tc>
+        <w:tc>
+          <w:tcPr>
+            <w:tcW w:type="dxa" w:w="2680"/>
+            <w:vAlign w:val="center"/>
+            <w:tcMar>
+              <w:top w:w="45" w:type="dxa"/>
+              <w:bottom w:w="45" w:type="dxa"/>
+              <w:left w:w="90" w:type="dxa"/>
+              <w:right w:w="90" w:type="dxa"/>
+            </w:tcMar>
+            <w:shd w:fill="EEEEEE"/>
+          </w:tcPr>
+          <w:p>
+            <w:pPr>
+              <w:pStyle w:val="Caption"/>
+              <w:keepNext w:val="0"/>
+              <w:widowControl/>
+              <w:spacing w:after="60" w:before="0" w:line="240" w:lineRule="exact"/>
+            </w:pPr>
+            <w:r>
+              <w:rPr>
+                <w:rFonts w:ascii="Times New Roman" w:hAnsi="Times New Roman" w:eastAsia="Times New Roman"/>
+                <w:sz w:val="18"/>
+              </w:rPr>
+              <w:t>Coefficient apparent</w:t>
+            </w:r>
+          </w:p>
+        </w:tc>
+      </w:tr>
+      <w:tr>
+        <w:tc>
+          <w:tcPr>
+            <w:tcW w:type="dxa" w:w="2200"/>
+            <w:vAlign w:val="center"/>
+            <w:tcMar>
+              <w:top w:w="45" w:type="dxa"/>
+              <w:bottom w:w="45" w:type="dxa"/>
+              <w:left w:w="90" w:type="dxa"/>
+              <w:right w:w="90" w:type="dxa"/>
+            </w:tcMar>
+          </w:tcPr>
+          <w:p>
+            <w:pPr>
+              <w:pStyle w:val="Caption"/>
+              <w:keepNext w:val="0"/>
+              <w:widowControl/>
+              <w:spacing w:after="60" w:before="0" w:line="240" w:lineRule="exact"/>
+            </w:pPr>
+            <w:r>
+              <w:rPr>
+                <w:rFonts w:ascii="Times New Roman" w:hAnsi="Times New Roman" w:eastAsia="Times New Roman"/>
+                <w:sz w:val="18"/>
+              </w:rPr>
+              <w:t>Nid d’abeilles</w:t>
+            </w:r>
+          </w:p>
+        </w:tc>
+        <w:tc>
+          <w:tcPr>
+            <w:tcW w:type="dxa" w:w="2400"/>
+            <w:vAlign w:val="center"/>
+            <w:tcMar>
+              <w:top w:w="45" w:type="dxa"/>
+              <w:bottom w:w="45" w:type="dxa"/>
+              <w:left w:w="90" w:type="dxa"/>
+              <w:right w:w="90" w:type="dxa"/>
+            </w:tcMar>
+          </w:tcPr>
+          <w:p>
+            <w:pPr>
+              <w:pStyle w:val="Caption"/>
+              <w:keepNext w:val="0"/>
+              <w:widowControl/>
+              <w:spacing w:after="60" w:before="0" w:line="240" w:lineRule="exact"/>
+            </w:pPr>
+            <w:r>
+              <w:rPr>
+                <w:rFonts w:ascii="Times New Roman" w:hAnsi="Times New Roman" w:eastAsia="Times New Roman"/>
+                <w:sz w:val="18"/>
+              </w:rPr>
+              <w:t>0.001000</w:t>
+            </w:r>
+          </w:p>
+        </w:tc>
+        <w:tc>
+          <w:tcPr>
+            <w:tcW w:type="dxa" w:w="2700"/>
+            <w:vAlign w:val="center"/>
+            <w:tcMar>
+              <w:top w:w="45" w:type="dxa"/>
+              <w:bottom w:w="45" w:type="dxa"/>
+              <w:left w:w="90" w:type="dxa"/>
+              <w:right w:w="90" w:type="dxa"/>
+            </w:tcMar>
+          </w:tcPr>
+          <w:p>
+            <w:pPr>
+              <w:pStyle w:val="Caption"/>
+              <w:keepNext w:val="0"/>
+              <w:widowControl/>
+              <w:spacing w:after="60" w:before="0" w:line="240" w:lineRule="exact"/>
+            </w:pPr>
+            <w:r>
+              <w:rPr>
+                <w:rFonts w:ascii="Times New Roman" w:hAnsi="Times New Roman" w:eastAsia="Times New Roman"/>
+                <w:sz w:val="18"/>
+              </w:rPr>
+              <w:t>0.001303</w:t>
+            </w:r>
+          </w:p>
+        </w:tc>
+        <w:tc>
+          <w:tcPr>
+            <w:tcW w:type="dxa" w:w="2680"/>
+            <w:vAlign w:val="center"/>
+            <w:tcMar>
+              <w:top w:w="45" w:type="dxa"/>
+              <w:bottom w:w="45" w:type="dxa"/>
+              <w:left w:w="90" w:type="dxa"/>
+              <w:right w:w="90" w:type="dxa"/>
+            </w:tcMar>
+          </w:tcPr>
+          <w:p>
+            <w:pPr>
+              <w:pStyle w:val="Caption"/>
+              <w:keepNext w:val="0"/>
+              <w:widowControl/>
+              <w:spacing w:after="60" w:before="0" w:line="240" w:lineRule="exact"/>
+            </w:pPr>
+            <w:r>
+              <w:rPr>
+                <w:rFonts w:ascii="Times New Roman" w:hAnsi="Times New Roman" w:eastAsia="Times New Roman"/>
+                <w:sz w:val="18"/>
+              </w:rPr>
+              <w:t>-1.3026</w:t>
+            </w:r>
+          </w:p>
+        </w:tc>
+      </w:tr>
+      <w:tr>
+        <w:tc>
+          <w:tcPr>
+            <w:tcW w:type="dxa" w:w="2200"/>
+            <w:vAlign w:val="center"/>
+            <w:tcMar>
+              <w:top w:w="45" w:type="dxa"/>
+              <w:bottom w:w="45" w:type="dxa"/>
+              <w:left w:w="90" w:type="dxa"/>
+              <w:right w:w="90" w:type="dxa"/>
+            </w:tcMar>
+          </w:tcPr>
+          <w:p>
+            <w:pPr>
+              <w:pStyle w:val="Caption"/>
+              <w:keepNext w:val="0"/>
+              <w:widowControl/>
+              <w:spacing w:after="60" w:before="0" w:line="240" w:lineRule="exact"/>
+            </w:pPr>
+            <w:r>
+              <w:rPr>
+                <w:rFonts w:ascii="Times New Roman" w:hAnsi="Times New Roman" w:eastAsia="Times New Roman"/>
+                <w:sz w:val="18"/>
+              </w:rPr>
+              <w:t>Plaque</w:t>
+            </w:r>
+          </w:p>
+        </w:tc>
+        <w:tc>
+          <w:tcPr>
+            <w:tcW w:type="dxa" w:w="2400"/>
+            <w:vAlign w:val="center"/>
+            <w:tcMar>
+              <w:top w:w="45" w:type="dxa"/>
+              <w:bottom w:w="45" w:type="dxa"/>
+              <w:left w:w="90" w:type="dxa"/>
+              <w:right w:w="90" w:type="dxa"/>
+            </w:tcMar>
+          </w:tcPr>
+          <w:p>
+            <w:pPr>
+              <w:pStyle w:val="Caption"/>
+              <w:keepNext w:val="0"/>
+              <w:widowControl/>
+              <w:spacing w:after="60" w:before="0" w:line="240" w:lineRule="exact"/>
+            </w:pPr>
+            <w:r>
+              <w:rPr>
+                <w:rFonts w:ascii="Times New Roman" w:hAnsi="Times New Roman" w:eastAsia="Times New Roman"/>
+                <w:sz w:val="18"/>
+              </w:rPr>
+              <w:t>0.001000</w:t>
+            </w:r>
+          </w:p>
+        </w:tc>
+        <w:tc>
+          <w:tcPr>
+            <w:tcW w:type="dxa" w:w="2700"/>
+            <w:vAlign w:val="center"/>
+            <w:tcMar>
+              <w:top w:w="45" w:type="dxa"/>
+              <w:bottom w:w="45" w:type="dxa"/>
+              <w:left w:w="90" w:type="dxa"/>
+              <w:right w:w="90" w:type="dxa"/>
+            </w:tcMar>
+          </w:tcPr>
+          <w:p>
+            <w:pPr>
+              <w:pStyle w:val="Caption"/>
+              <w:keepNext w:val="0"/>
+              <w:widowControl/>
+              <w:spacing w:after="60" w:before="0" w:line="240" w:lineRule="exact"/>
+            </w:pPr>
+            <w:r>
+              <w:rPr>
+                <w:rFonts w:ascii="Times New Roman" w:hAnsi="Times New Roman" w:eastAsia="Times New Roman"/>
+                <w:sz w:val="18"/>
+              </w:rPr>
+              <w:t>-0.000300</w:t>
+            </w:r>
+          </w:p>
+        </w:tc>
+        <w:tc>
+          <w:tcPr>
+            <w:tcW w:type="dxa" w:w="2680"/>
+            <w:vAlign w:val="center"/>
+            <w:tcMar>
+              <w:top w:w="45" w:type="dxa"/>
+              <w:bottom w:w="45" w:type="dxa"/>
+              <w:left w:w="90" w:type="dxa"/>
+              <w:right w:w="90" w:type="dxa"/>
+            </w:tcMar>
+          </w:tcPr>
+          <w:p>
+            <w:pPr>
+              <w:pStyle w:val="Caption"/>
+              <w:keepNext w:val="0"/>
+              <w:widowControl/>
+              <w:spacing w:after="60" w:before="0" w:line="240" w:lineRule="exact"/>
+            </w:pPr>
+            <w:r>
+              <w:rPr>
+                <w:rFonts w:ascii="Times New Roman" w:hAnsi="Times New Roman" w:eastAsia="Times New Roman"/>
+                <w:sz w:val="18"/>
+              </w:rPr>
+              <w:t>0.3000</w:t>
+            </w:r>
+          </w:p>
+        </w:tc>
+      </w:tr>
+    </w:tbl>
+    <w:p>
+      <w:pPr>
+        <w:spacing w:after="60" w:line="240" w:lineRule="auto" w:before="120"/>
+        <w:jc w:val="center"/>
+      </w:pPr>
+      <w:r>
+        <w:drawing>
+          <wp:inline xmlns:a="http://schemas.openxmlformats.org/drawingml/2006/main" xmlns:pic="http://schemas.openxmlformats.org/drawingml/2006/picture">
+            <wp:extent cx="3937000" cy="1749778"/>
+            <wp:docPr id="12" name="Picture 12" descr="honeycomb-fr"/>
+            <wp:cNvGraphicFramePr>
+              <a:graphicFrameLocks noChangeAspect="1"/>
+            </wp:cNvGraphicFramePr>
+            <a:graphic>
+              <a:graphicData uri="http://schemas.openxmlformats.org/drawingml/2006/picture">
+                <pic:pic>
+                  <pic:nvPicPr>
+                    <pic:cNvPr id="0" name="honeycomb-fr.png"/>
+                    <pic:cNvPicPr/>
+                  </pic:nvPicPr>
+                  <pic:blipFill>
+                    <a:blip r:embed="rId23"/>
+                    <a:stretch>
+                      <a:fillRect/>
+                    </a:stretch>
+                  </pic:blipFill>
+                  <pic:spPr>
+                    <a:xfrm>
+                      <a:off x="0" y="0"/>
+                      <a:ext cx="3937000" cy="1749778"/>
+                    </a:xfrm>
+                    <a:prstGeom prst="rect"/>
+                  </pic:spPr>
+                </pic:pic>
+              </a:graphicData>
+            </a:graphic>
+          </wp:inline>
+        </w:drawing>
+      </w:r>
+    </w:p>
+    <w:p>
+      <w:pPr>
+        <w:pStyle w:val="Caption"/>
+        <w:keepNext w:val="0"/>
+        <w:widowControl/>
+        <w:spacing w:after="120" w:before="0" w:line="230" w:lineRule="exact"/>
+      </w:pPr>
+      <w:r>
+        <w:rPr>
+          <w:rFonts w:ascii="Times New Roman" w:hAnsi="Times New Roman" w:eastAsia="Times New Roman"/>
+          <w:sz w:val="18"/>
+        </w:rPr>
+        <w:t>Diviser l’allongement par deux ne change pas le coefficient apparent. Raffiner le maillage de 0,8 à 0,4 mm le fait passer de −1,3026 à −1,3062 (environ 0,28 %). Le signe vient de la géométrie. La réponse d’une éprouvette finie n’est pas une propriété périodique effective.</w:t>
+      </w:r>
+    </w:p>
+    <w:p>
       <w:pPr>
         <w:pStyle w:val="Heading2"/>
         <w:keepNext/>
@@ -5014,7 +6540,7 @@
         </w:rPr>
         <w:t xml:space="preserve">[1] Version web interactive avec consignes à copier et résultats. </w:t>
       </w:r>
-      <w:hyperlink r:id="rId19">
+      <w:hyperlink r:id="rId24">
         <w:r>
           <w:rPr>
             <w:color w:val="336B85"/>
@@ -5037,7 +6563,7 @@
         </w:rPr>
         <w:t xml:space="preserve">[2] Guide d’installation d’AgentFEM. </w:t>
       </w:r>
-      <w:hyperlink r:id="rId20">
+      <w:hyperlink r:id="rId25">
         <w:r>
           <w:rPr>
             <w:color w:val="336B85"/>

--- a/public/learn/AgentFEM-first-simulations-fr.docx
+++ b/public/learn/AgentFEM-first-simulations-fr.docx
@@ -713,7 +713,7 @@
                 <w:rFonts w:ascii="Times New Roman" w:hAnsi="Times New Roman" w:eastAsia="Times New Roman"/>
                 <w:sz w:val="18"/>
               </w:rPr>
-              <w:t>Flambement linéaire</w:t>
+              <w:t>Tige en compression</w:t>
             </w:r>
           </w:p>
         </w:tc>
@@ -740,7 +740,7 @@
                 <w:rFonts w:ascii="Times New Roman" w:hAnsi="Times New Roman" w:eastAsia="Times New Roman"/>
                 <w:sz w:val="18"/>
               </w:rPr>
-              <w:t>Charge critique d’Euler</w:t>
+              <w:t>Courbe de charge et valeur d’Euler</w:t>
             </w:r>
           </w:p>
         </w:tc>
@@ -841,7 +841,7 @@
           <w:rFonts w:ascii="Times New Roman" w:hAnsi="Times New Roman" w:eastAsia="Times New Roman"/>
           <w:sz w:val="18"/>
         </w:rPr>
-        <w:t>Conservez le modèle, un tableau de valeurs et une figure pour chaque exercice. Calculez en unités SI, puis convertissez l’affichage en mm, μm ou °C selon la consigne.</w:t>
+        <w:t>Conservez le modèle, un tableau de valeurs et une figure pour chaque exercice. Utilisez des unités cohérentes et présentez les résultats dans les unités demandées.</w:t>
       </w:r>
     </w:p>
     <w:p>
@@ -2947,7 +2947,7 @@
           <w:rFonts w:ascii="Arial" w:hAnsi="Arial" w:eastAsia="Arial"/>
           <w:sz w:val="32"/>
         </w:rPr>
-        <w:t>Exercice 5 Flambement linéaire d’une tige</w:t>
+        <w:t>Exercice 5 Réponse d’une tige en compression</w:t>
       </w:r>
     </w:p>
     <w:p>
@@ -2962,7 +2962,7 @@
           <w:rFonts w:ascii="Times New Roman" w:hAnsi="Times New Roman" w:eastAsia="Times New Roman"/>
           <w:sz w:val="18"/>
         </w:rPr>
-        <w:t>Une force latérale courbe une tige. Une compression axiale peut la faire flamber. Cherchez la charge critique de cette instabilité.</w:t>
+        <w:t>Quand la compression augmente, le déplacement latéral reste-t-il proportionnel à la charge ? Tracez la réponse et observez ce qui se passe près de la charge critique d’Euler.</w:t>
       </w:r>
     </w:p>
     <w:p>
@@ -2973,7 +2973,7 @@
       <w:r>
         <w:drawing>
           <wp:inline xmlns:a="http://schemas.openxmlformats.org/drawingml/2006/main" xmlns:pic="http://schemas.openxmlformats.org/drawingml/2006/picture">
-            <wp:extent cx="5842000" cy="1489349"/>
+            <wp:extent cx="5842000" cy="1525411"/>
             <wp:docPr id="5" name="Picture 5" descr="column-setup-fr"/>
             <wp:cNvGraphicFramePr>
               <a:graphicFrameLocks noChangeAspect="1"/>
@@ -2994,7 +2994,7 @@
                   <pic:spPr>
                     <a:xfrm>
                       <a:off x="0" y="0"/>
-                      <a:ext cx="5842000" cy="1489349"/>
+                      <a:ext cx="5842000" cy="1525411"/>
                     </a:xfrm>
                     <a:prstGeom prst="rect"/>
                   </pic:spPr>
@@ -3017,7 +3017,7 @@
           <w:rFonts w:ascii="Times New Roman" w:hAnsi="Times New Roman" w:eastAsia="Times New Roman"/>
           <w:sz w:val="18"/>
         </w:rPr>
-        <w:t>Nécessite la mise à jour AgentFEM du 10 octobre 2026 et SLEPc ; v0.4.1 est antérieure.</w:t>
+        <w:t>Nécessite AgentFEM avec non-linéarité géométrique et élasticité Neo-Hookean en contraintes planes.</w:t>
       </w:r>
     </w:p>
     <w:p>
@@ -3046,7 +3046,7 @@
           <w:rFonts w:ascii="Times New Roman" w:hAnsi="Times New Roman" w:eastAsia="Times New Roman"/>
           <w:sz w:val="21"/>
         </w:rPr>
-        <w:t>Avec AgentFEM, étudiez le flambement linéaire d’une tige en acier : longueur 200 mm, section de hauteur 10 mm et d’épaisseur 10 mm, module d’Young 210 GPa et coefficient de Poisson 0,3. Utilisez les contraintes planes 2D. Encastrez l’extrémité gauche et appliquez sur la face droite une compression axiale uniforme de force totale de référence 100 N. Les autres bords sont libres ; négligez la pesanteur. Calculez la précontrainte, puis la première charge critique (N) et son mode. Comparez à la formule d’Euler pour une tige encastrée-libre. Précisez que l’amplitude du mode n’est pas un déplacement réel. Fixez la tolérance du solveur aux valeurs propres à 1e-7 et vérifiez le résidu.</w:t>
+        <w:t>Avec AgentFEM, comprimez progressivement une tige de longueur L=200 mm, de section 10×10 mm, E=210 GPa et coefficient de Poisson 0,3. Encastrez la gauche ; appliquez une compression horizontale uniforme à droite, en laissant la rotation libre. Les autres bords sont libres ; négligez la pesanteur. Utilisez les contraintes planes 2D avec non-linéarité géométrique et un matériau élastique Neo-Hookean en contraintes planes de mêmes E et ν. Ajoutez une courbure initiale sans contrainte y₀(x)=0,1[1−cos(πx/2L)] mm. Augmentez la force totale de 0 à 10,7 kN par incréments, plus petits près du flambement. Tracez la force en fonction du déplacement latéral moyen à droite, mesuré depuis la forme initiale. Indiquez la valeur d’Euler π²EI/(4L²) et les déformées sous plusieurs charges. Réglages : N, mm, MPa ; tolérance absolue du résidu de Newton 1e-6 ; jusqu’à 1500 incréments adaptatifs.</w:t>
       </w:r>
     </w:p>
     <w:p>
@@ -3061,7 +3061,7 @@
           <w:rFonts w:ascii="Arial" w:hAnsi="Arial" w:eastAsia="Arial"/>
           <w:sz w:val="24"/>
         </w:rPr>
-        <w:t>Calcul comparatif</w:t>
+        <w:t>Pour aller plus loin</w:t>
       </w:r>
     </w:p>
     <w:p>
@@ -3075,7 +3075,7 @@
           <w:rFonts w:ascii="Times New Roman" w:hAnsi="Times New Roman" w:eastAsia="Times New Roman"/>
           <w:sz w:val="21"/>
         </w:rPr>
-        <w:t>Portez la longueur à 400 mm sans modifier la section, le matériau ni les appuis. Recalculez la première charge critique et expliquez le rapport des charges avec la formule d’Euler.</w:t>
+        <w:t>Portez la courbure initiale de 0,1 à 0,2 mm, sans autre modification. Superposez les deux courbes charge–déplacement latéral et comparez les flèches à charge égale.</w:t>
       </w:r>
     </w:p>
     <w:p>
@@ -3105,7 +3105,7 @@
           <w:rFonts w:ascii="Times New Roman" w:hAnsi="Times New Roman" w:eastAsia="Times New Roman"/>
           <w:sz w:val="18"/>
         </w:rPr>
-        <w:t>200 mm : ________ N 400 mm : ________ N Rapport : ________</w:t>
+        <w:t>Charge critique d’Euler : ________ kN Déplacement à 9 kN : ________ mm</w:t>
       </w:r>
     </w:p>
     <w:p>
@@ -3120,7 +3120,7 @@
           <w:rFonts w:ascii="Times New Roman" w:hAnsi="Times New Roman" w:eastAsia="Times New Roman"/>
           <w:sz w:val="18"/>
         </w:rPr>
-        <w:t>Référence d’Euler : ________ N Écart relatif : ________ %</w:t>
+        <w:t>Comment la courbe évolue-t-elle près de la charge critique ? ________________</w:t>
       </w:r>
     </w:p>
     <w:p>
@@ -3181,7 +3181,7 @@
       <w:r>
         <w:drawing>
           <wp:inline xmlns:a="http://schemas.openxmlformats.org/drawingml/2006/main" xmlns:pic="http://schemas.openxmlformats.org/drawingml/2006/picture">
-            <wp:extent cx="5842000" cy="2012244"/>
+            <wp:extent cx="5842000" cy="2155976"/>
             <wp:docPr id="6" name="Picture 6" descr="honeycomb-setup-fr"/>
             <wp:cNvGraphicFramePr>
               <a:graphicFrameLocks noChangeAspect="1"/>
@@ -3202,7 +3202,7 @@
                   <pic:spPr>
                     <a:xfrm>
                       <a:off x="0" y="0"/>
-                      <a:ext cx="5842000" cy="2012244"/>
+                      <a:ext cx="5842000" cy="2155976"/>
                     </a:xfrm>
                     <a:prstGeom prst="rect"/>
                   </pic:spPr>
@@ -3270,7 +3270,7 @@
           <w:rFonts w:ascii="Times New Roman" w:hAnsi="Times New Roman" w:eastAsia="Times New Roman"/>
           <w:sz w:val="21"/>
         </w:rPr>
-        <w:t>Avec AgentFEM, importez le fichier joint honeycomb.msh sans redessiner la géométrie. Les coordonnées sont en mètres ; largeur 51,9615 mm, hauteur 60 mm. Les étiquettes 11/12/13/14 désignent gauche/droite/bas/haut. Utilisez l’élasticité linéaire en petites déformations et contraintes planes 2D : E=1 GPa, coefficient de Poisson 0,3 ; négligez la pesanteur. Bloquez le déplacement horizontal à gauche et imposez à droite un allongement horizontal de 0,1 % de la largeur. Le mouvement vertical est libre, sauf au coin inférieur gauche. Calculez les déformations axiale et transversale et le coefficient de Poisson apparent à partir des déplacements moyens des quatre bords. Comparez à une plaque pleine de mêmes dimensions, matériau et appuis. Donnez une figure comparative avec le facteur d’amplification.</w:t>
+        <w:t>Avec AgentFEM, importez le fichier joint honeycomb.msh sans redessiner la géométrie. Les coordonnées sont en mètres ; largeur 51,9615 mm, hauteur 60 mm. Les étiquettes 11/12/13/14 désignent gauche/droite/bas/haut. Utilisez l’élasticité linéaire en petites déformations et contraintes planes 2D : E=1 GPa, coefficient de Poisson 0,3 ; négligez la pesanteur. Bloquez le déplacement horizontal à gauche et imposez à droite un allongement horizontal de 0,1 % de la largeur. Le mouvement vertical est libre, sauf au coin inférieur gauche. Calculez les déformations axiale et transversale et le coefficient de Poisson apparent à partir des déplacements moyens des quatre bords. Comparez à une plaque pleine de mêmes dimensions, matériau et appuis. Tracez les deux déformées côte à côte avec leurs contours initiaux ; amplifiez les déplacements 100 fois et indiquez ce facteur.</w:t>
       </w:r>
     </w:p>
     <w:p>
@@ -3285,7 +3285,7 @@
           <w:rFonts w:ascii="Arial" w:hAnsi="Arial" w:eastAsia="Arial"/>
           <w:sz w:val="24"/>
         </w:rPr>
-        <w:t>Calcul comparatif</w:t>
+        <w:t>Pour aller plus loin</w:t>
       </w:r>
     </w:p>
     <w:p>
@@ -3299,7 +3299,7 @@
           <w:rFonts w:ascii="Times New Roman" w:hAnsi="Times New Roman" w:eastAsia="Times New Roman"/>
           <w:sz w:val="21"/>
         </w:rPr>
-        <w:t>Divisez par deux l’allongement horizontal imposé aux deux éprouvettes, sans autre modification. Comparez les coefficients de Poisson apparents et expliquez pourquoi les déplacements diminuent mais pas ce rapport.</w:t>
+        <w:t>À partir de ces résultats, créez un GIF en boucle montrant le nid d’abeilles et la plaque étirés ensemble, puis revenus à leur forme initiale. Gardez le cadrage et les limites des axes fixes, conservez les contours initiaux et indiquez l’amplification des déplacements ×100.</w:t>
       </w:r>
     </w:p>
     <w:p>
@@ -3344,7 +3344,7 @@
           <w:rFonts w:ascii="Times New Roman" w:hAnsi="Times New Roman" w:eastAsia="Times New Roman"/>
           <w:sz w:val="18"/>
         </w:rPr>
-        <w:t>Coefficient de la plaque : ________ Nid à demi-allongement : ________</w:t>
+        <w:t>Coefficient de la plaque : ________ Fichier GIF : ________________</w:t>
       </w:r>
     </w:p>
     <w:p>
@@ -5708,42 +5708,13 @@
         </w:tblBorders>
       </w:tblPr>
       <w:tblGrid>
-        <w:gridCol w:w="2000"/>
         <w:gridCol w:w="3800"/>
-        <w:gridCol w:w="4180"/>
+        <w:gridCol w:w="6180"/>
       </w:tblGrid>
       <w:tr>
         <w:trPr>
           <w:tblHeader/>
         </w:trPr>
-        <w:tc>
-          <w:tcPr>
-            <w:tcW w:type="dxa" w:w="2000"/>
-            <w:vAlign w:val="center"/>
-            <w:tcMar>
-              <w:top w:w="45" w:type="dxa"/>
-              <w:bottom w:w="45" w:type="dxa"/>
-              <w:left w:w="90" w:type="dxa"/>
-              <w:right w:w="90" w:type="dxa"/>
-            </w:tcMar>
-            <w:shd w:fill="EEEEEE"/>
-          </w:tcPr>
-          <w:p>
-            <w:pPr>
-              <w:pStyle w:val="Caption"/>
-              <w:keepNext w:val="0"/>
-              <w:widowControl/>
-              <w:spacing w:after="60" w:before="0" w:line="240" w:lineRule="exact"/>
-            </w:pPr>
-            <w:r>
-              <w:rPr>
-                <w:rFonts w:ascii="Times New Roman" w:hAnsi="Times New Roman" w:eastAsia="Times New Roman"/>
-                <w:sz w:val="18"/>
-              </w:rPr>
-              <w:t>Longueur / mm</w:t>
-            </w:r>
-          </w:p>
-        </w:tc>
         <w:tc>
           <w:tcPr>
             <w:tcW w:type="dxa" w:w="3800"/>
@@ -5768,13 +5739,13 @@
                 <w:rFonts w:ascii="Times New Roman" w:hAnsi="Times New Roman" w:eastAsia="Times New Roman"/>
                 <w:sz w:val="18"/>
               </w:rPr>
-              <w:t>EF / N</w:t>
+              <w:t>Force totale / kN</w:t>
             </w:r>
           </w:p>
         </w:tc>
         <w:tc>
           <w:tcPr>
-            <w:tcW w:type="dxa" w:w="4180"/>
+            <w:tcW w:type="dxa" w:w="6180"/>
             <w:vAlign w:val="center"/>
             <w:tcMar>
               <w:top w:w="45" w:type="dxa"/>
@@ -5796,39 +5767,12 @@
                 <w:rFonts w:ascii="Times New Roman" w:hAnsi="Times New Roman" w:eastAsia="Times New Roman"/>
                 <w:sz w:val="18"/>
               </w:rPr>
-              <w:t>Euler / N</w:t>
+              <w:t>Déplacement latéral moyen / mm</w:t>
             </w:r>
           </w:p>
         </w:tc>
       </w:tr>
       <w:tr>
-        <w:tc>
-          <w:tcPr>
-            <w:tcW w:type="dxa" w:w="2000"/>
-            <w:vAlign w:val="center"/>
-            <w:tcMar>
-              <w:top w:w="45" w:type="dxa"/>
-              <w:bottom w:w="45" w:type="dxa"/>
-              <w:left w:w="90" w:type="dxa"/>
-              <w:right w:w="90" w:type="dxa"/>
-            </w:tcMar>
-          </w:tcPr>
-          <w:p>
-            <w:pPr>
-              <w:pStyle w:val="Caption"/>
-              <w:keepNext w:val="0"/>
-              <w:widowControl/>
-              <w:spacing w:after="60" w:before="0" w:line="240" w:lineRule="exact"/>
-            </w:pPr>
-            <w:r>
-              <w:rPr>
-                <w:rFonts w:ascii="Times New Roman" w:hAnsi="Times New Roman" w:eastAsia="Times New Roman"/>
-                <w:sz w:val="18"/>
-              </w:rPr>
-              <w:t>200</w:t>
-            </w:r>
-          </w:p>
-        </w:tc>
         <w:tc>
           <w:tcPr>
             <w:tcW w:type="dxa" w:w="3800"/>
@@ -5852,13 +5796,13 @@
                 <w:rFonts w:ascii="Times New Roman" w:hAnsi="Times New Roman" w:eastAsia="Times New Roman"/>
                 <w:sz w:val="18"/>
               </w:rPr>
-              <w:t>10779.48</w:t>
+              <w:t>6.0</w:t>
             </w:r>
           </w:p>
         </w:tc>
         <w:tc>
           <w:tcPr>
-            <w:tcW w:type="dxa" w:w="4180"/>
+            <w:tcW w:type="dxa" w:w="6180"/>
             <w:vAlign w:val="center"/>
             <w:tcMar>
               <w:top w:w="45" w:type="dxa"/>
@@ -5879,39 +5823,12 @@
                 <w:rFonts w:ascii="Times New Roman" w:hAnsi="Times New Roman" w:eastAsia="Times New Roman"/>
                 <w:sz w:val="18"/>
               </w:rPr>
-              <w:t>10794.88</w:t>
+              <w:t>0.125</w:t>
             </w:r>
           </w:p>
         </w:tc>
       </w:tr>
       <w:tr>
-        <w:tc>
-          <w:tcPr>
-            <w:tcW w:type="dxa" w:w="2000"/>
-            <w:vAlign w:val="center"/>
-            <w:tcMar>
-              <w:top w:w="45" w:type="dxa"/>
-              <w:bottom w:w="45" w:type="dxa"/>
-              <w:left w:w="90" w:type="dxa"/>
-              <w:right w:w="90" w:type="dxa"/>
-            </w:tcMar>
-          </w:tcPr>
-          <w:p>
-            <w:pPr>
-              <w:pStyle w:val="Caption"/>
-              <w:keepNext w:val="0"/>
-              <w:widowControl/>
-              <w:spacing w:after="60" w:before="0" w:line="240" w:lineRule="exact"/>
-            </w:pPr>
-            <w:r>
-              <w:rPr>
-                <w:rFonts w:ascii="Times New Roman" w:hAnsi="Times New Roman" w:eastAsia="Times New Roman"/>
-                <w:sz w:val="18"/>
-              </w:rPr>
-              <w:t>400</w:t>
-            </w:r>
-          </w:p>
-        </w:tc>
         <w:tc>
           <w:tcPr>
             <w:tcW w:type="dxa" w:w="3800"/>
@@ -5935,13 +5852,13 @@
                 <w:rFonts w:ascii="Times New Roman" w:hAnsi="Times New Roman" w:eastAsia="Times New Roman"/>
                 <w:sz w:val="18"/>
               </w:rPr>
-              <w:t>2698.18</w:t>
+              <w:t>9.0</w:t>
             </w:r>
           </w:p>
         </w:tc>
         <w:tc>
           <w:tcPr>
-            <w:tcW w:type="dxa" w:w="4180"/>
+            <w:tcW w:type="dxa" w:w="6180"/>
             <w:vAlign w:val="center"/>
             <w:tcMar>
               <w:top w:w="45" w:type="dxa"/>
@@ -5962,7 +5879,63 @@
                 <w:rFonts w:ascii="Times New Roman" w:hAnsi="Times New Roman" w:eastAsia="Times New Roman"/>
                 <w:sz w:val="18"/>
               </w:rPr>
-              <w:t>2698.72</w:t>
+              <w:t>0.499</w:t>
+            </w:r>
+          </w:p>
+        </w:tc>
+      </w:tr>
+      <w:tr>
+        <w:tc>
+          <w:tcPr>
+            <w:tcW w:type="dxa" w:w="3800"/>
+            <w:vAlign w:val="center"/>
+            <w:tcMar>
+              <w:top w:w="45" w:type="dxa"/>
+              <w:bottom w:w="45" w:type="dxa"/>
+              <w:left w:w="90" w:type="dxa"/>
+              <w:right w:w="90" w:type="dxa"/>
+            </w:tcMar>
+          </w:tcPr>
+          <w:p>
+            <w:pPr>
+              <w:pStyle w:val="Caption"/>
+              <w:keepNext w:val="0"/>
+              <w:widowControl/>
+              <w:spacing w:after="60" w:before="0" w:line="240" w:lineRule="exact"/>
+            </w:pPr>
+            <w:r>
+              <w:rPr>
+                <w:rFonts w:ascii="Times New Roman" w:hAnsi="Times New Roman" w:eastAsia="Times New Roman"/>
+                <w:sz w:val="18"/>
+              </w:rPr>
+              <w:t>10.7</w:t>
+            </w:r>
+          </w:p>
+        </w:tc>
+        <w:tc>
+          <w:tcPr>
+            <w:tcW w:type="dxa" w:w="6180"/>
+            <w:vAlign w:val="center"/>
+            <w:tcMar>
+              <w:top w:w="45" w:type="dxa"/>
+              <w:bottom w:w="45" w:type="dxa"/>
+              <w:left w:w="90" w:type="dxa"/>
+              <w:right w:w="90" w:type="dxa"/>
+            </w:tcMar>
+          </w:tcPr>
+          <w:p>
+            <w:pPr>
+              <w:pStyle w:val="Caption"/>
+              <w:keepNext w:val="0"/>
+              <w:widowControl/>
+              <w:spacing w:after="60" w:before="0" w:line="240" w:lineRule="exact"/>
+            </w:pPr>
+            <w:r>
+              <w:rPr>
+                <w:rFonts w:ascii="Times New Roman" w:hAnsi="Times New Roman" w:eastAsia="Times New Roman"/>
+                <w:sz w:val="18"/>
+              </w:rPr>
+              <w:t>9.648</w:t>
             </w:r>
           </w:p>
         </w:tc>
@@ -5976,7 +5949,7 @@
       <w:r>
         <w:drawing>
           <wp:inline xmlns:a="http://schemas.openxmlformats.org/drawingml/2006/main" xmlns:pic="http://schemas.openxmlformats.org/drawingml/2006/picture">
-            <wp:extent cx="4318000" cy="1631244"/>
+            <wp:extent cx="3556000" cy="1955800"/>
             <wp:docPr id="11" name="Picture 11" descr="column-fr"/>
             <wp:cNvGraphicFramePr>
               <a:graphicFrameLocks noChangeAspect="1"/>
@@ -5997,7 +5970,7 @@
                   <pic:spPr>
                     <a:xfrm>
                       <a:off x="0" y="0"/>
-                      <a:ext cx="4318000" cy="1631244"/>
+                      <a:ext cx="3556000" cy="1955800"/>
                     </a:xfrm>
                     <a:prstGeom prst="rect"/>
                   </pic:spPr>
@@ -6020,7 +5993,7 @@
           <w:rFonts w:ascii="Times New Roman" w:hAnsi="Times New Roman" w:eastAsia="Times New Roman"/>
           <w:sz w:val="18"/>
         </w:rPr>
-        <w:t>L’amplitude du mode est illustrative. La charge critique est la force de référence multipliée par la valeur propre ; le rapport long/court est voisin de 0,25.</w:t>
+        <w:t>Euler donne 10,795 kN. La flèche, mesurée depuis la forme initiale, croît rapidement près de cette charge. La réponse imparfaite n’est pas une bifurcation idéale ; la plasticité est exclue.</w:t>
       </w:r>
     </w:p>
     <w:p>
@@ -6464,7 +6437,7 @@
       <w:r>
         <w:drawing>
           <wp:inline xmlns:a="http://schemas.openxmlformats.org/drawingml/2006/main" xmlns:pic="http://schemas.openxmlformats.org/drawingml/2006/picture">
-            <wp:extent cx="3937000" cy="1749778"/>
+            <wp:extent cx="2921000" cy="1689253"/>
             <wp:docPr id="12" name="Picture 12" descr="honeycomb-fr"/>
             <wp:cNvGraphicFramePr>
               <a:graphicFrameLocks noChangeAspect="1"/>
@@ -6485,7 +6458,7 @@
                   <pic:spPr>
                     <a:xfrm>
                       <a:off x="0" y="0"/>
-                      <a:ext cx="3937000" cy="1749778"/>
+                      <a:ext cx="2921000" cy="1689253"/>
                     </a:xfrm>
                     <a:prstGeom prst="rect"/>
                   </pic:spPr>
@@ -6508,7 +6481,7 @@
           <w:rFonts w:ascii="Times New Roman" w:hAnsi="Times New Roman" w:eastAsia="Times New Roman"/>
           <w:sz w:val="18"/>
         </w:rPr>
-        <w:t>Diviser l’allongement par deux ne change pas le coefficient apparent. Raffiner le maillage de 0,8 à 0,4 mm le fait passer de −1,3026 à −1,3062 (environ 0,28 %). Le signe vient de la géométrie. La réponse d’une éprouvette finie n’est pas une propriété périodique effective.</w:t>
+        <w:t>Figures et GIF : affichage ×100, allongement réel de 0,1 %. Le GIF interpole les résultats linéaires, sans dynamique. Le maillage affiné donne −1,3062, soit 0,28 % d’écart.</w:t>
       </w:r>
     </w:p>
     <w:p>

--- a/public/learn/AgentFEM-first-simulations-fr.docx
+++ b/public/learn/AgentFEM-first-simulations-fr.docx
@@ -3017,7 +3017,7 @@
           <w:rFonts w:ascii="Times New Roman" w:hAnsi="Times New Roman" w:eastAsia="Times New Roman"/>
           <w:sz w:val="18"/>
         </w:rPr>
-        <w:t>Nécessite AgentFEM avec non-linéarité géométrique et élasticité Neo-Hookean en contraintes planes.</w:t>
+        <w:t>Nécessite AgentFEM avec non-linéarité géométrique et élasticité StVK en contraintes planes.</w:t>
       </w:r>
     </w:p>
     <w:p>
@@ -3046,7 +3046,7 @@
           <w:rFonts w:ascii="Times New Roman" w:hAnsi="Times New Roman" w:eastAsia="Times New Roman"/>
           <w:sz w:val="21"/>
         </w:rPr>
-        <w:t>Avec AgentFEM, comprimez progressivement une tige de longueur L=200 mm, de section 10×10 mm, E=210 GPa et coefficient de Poisson 0,3. Encastrez la gauche ; appliquez une compression horizontale uniforme à droite, en laissant la rotation libre. Les autres bords sont libres ; négligez la pesanteur. Utilisez les contraintes planes 2D avec non-linéarité géométrique et un matériau élastique Neo-Hookean en contraintes planes de mêmes E et ν. Ajoutez une courbure initiale sans contrainte y₀(x)=0,1[1−cos(πx/2L)] mm. Augmentez la force totale de 0 à 10,7 kN par incréments, plus petits près du flambement. Tracez la force en fonction du déplacement latéral moyen à droite, mesuré depuis la forme initiale. Indiquez la valeur d’Euler π²EI/(4L²) et les déformées sous plusieurs charges. Réglages : N, mm, MPa ; tolérance absolue du résidu de Newton 1e-6 ; jusqu’à 1500 incréments adaptatifs.</w:t>
+        <w:t>Avec AgentFEM, comprimez progressivement une tige de longueur 200 mm et de section 10×10 mm, avec E=210 GPa et un coefficient de Poisson de 0,3. Encastrez la gauche et appliquez à droite une compression uniforme suivant l’axe initial ; laissez les autres bords libres. Utilisez un matériau élastique linéaire avec non-linéarité géométrique. Ajoutez le premier mode de flambement comme défaut initial d’amplitude 0,1 mm. Augmentez la force totale de 0 à 10,7 kN. Tracez la force en fonction du déplacement latéral en bout et comparez à la charge critique d’Euler. Montrez quelques déformées, expliquez en deux ou trois phrases.</w:t>
       </w:r>
     </w:p>
     <w:p>
@@ -3270,7 +3270,7 @@
           <w:rFonts w:ascii="Times New Roman" w:hAnsi="Times New Roman" w:eastAsia="Times New Roman"/>
           <w:sz w:val="21"/>
         </w:rPr>
-        <w:t>Avec AgentFEM, importez le fichier joint honeycomb.msh sans redessiner la géométrie. Les coordonnées sont en mètres ; largeur 51,9615 mm, hauteur 60 mm. Les étiquettes 11/12/13/14 désignent gauche/droite/bas/haut. Utilisez l’élasticité linéaire en petites déformations et contraintes planes 2D : E=1 GPa, coefficient de Poisson 0,3 ; négligez la pesanteur. Bloquez le déplacement horizontal à gauche et imposez à droite un allongement horizontal de 0,1 % de la largeur. Le mouvement vertical est libre, sauf au coin inférieur gauche. Calculez les déformations axiale et transversale et le coefficient de Poisson apparent à partir des déplacements moyens des quatre bords. Comparez à une plaque pleine de mêmes dimensions, matériau et appuis. Tracez les deux déformées côte à côte avec leurs contours initiaux ; amplifiez les déplacements 100 fois et indiquez ce facteur.</w:t>
+        <w:t>Avec AgentFEM, importez le fichier joint honeycomb.msh sans redessiner la géométrie. Les coordonnées sont en mètres ; largeur 51,9615 mm, hauteur 60 mm. Les étiquettes 11/12/13/14 désignent gauche/droite/bas/haut. Utilisez l’élasticité linéaire en petites déformations et contraintes planes 2D : E=1 GPa, coefficient de Poisson 0,3 ; négligez la pesanteur. Bloquez le déplacement horizontal à gauche et imposez à droite un allongement horizontal de 0,1 % de la largeur. Le mouvement vertical est libre, sauf au nœud le plus bas du bord gauche (nid d’abeilles : x=0, y=5 mm ; plaque : coin inférieur gauche). Calculez les déformations axiale et transversale et le coefficient de Poisson apparent à partir des déplacements moyens des quatre bords. Comparez à une plaque pleine de mêmes dimensions, matériau et appuis. Tracez les deux déformées côte à côte avec leurs contours initiaux ; amplifiez les déplacements 100 fois et indiquez ce facteur.</w:t>
       </w:r>
     </w:p>
     <w:p>
@@ -5879,7 +5879,7 @@
                 <w:rFonts w:ascii="Times New Roman" w:hAnsi="Times New Roman" w:eastAsia="Times New Roman"/>
                 <w:sz w:val="18"/>
               </w:rPr>
-              <w:t>0.499</w:t>
+              <w:t>0.505</w:t>
             </w:r>
           </w:p>
         </w:tc>
@@ -5935,7 +5935,7 @@
                 <w:rFonts w:ascii="Times New Roman" w:hAnsi="Times New Roman" w:eastAsia="Times New Roman"/>
                 <w:sz w:val="18"/>
               </w:rPr>
-              <w:t>9.648</w:t>
+              <w:t>11.953</w:t>
             </w:r>
           </w:p>
         </w:tc>

--- a/public/learn/AgentFEM-first-simulations-fr.docx
+++ b/public/learn/AgentFEM-first-simulations-fr.docx
@@ -5943,13 +5943,13 @@
     </w:tbl>
     <w:p>
       <w:pPr>
-        <w:spacing w:after="60" w:line="240" w:lineRule="auto" w:before="120"/>
+        <w:spacing w:after="60" w:line="240" w:lineRule="auto" w:before="160"/>
         <w:jc w:val="center"/>
       </w:pPr>
       <w:r>
         <w:drawing>
           <wp:inline xmlns:a="http://schemas.openxmlformats.org/drawingml/2006/main" xmlns:pic="http://schemas.openxmlformats.org/drawingml/2006/picture">
-            <wp:extent cx="3556000" cy="1955800"/>
+            <wp:extent cx="3302000" cy="1816100"/>
             <wp:docPr id="11" name="Picture 11" descr="column-fr"/>
             <wp:cNvGraphicFramePr>
               <a:graphicFrameLocks noChangeAspect="1"/>
@@ -5970,7 +5970,7 @@
                   <pic:spPr>
                     <a:xfrm>
                       <a:off x="0" y="0"/>
-                      <a:ext cx="3556000" cy="1955800"/>
+                      <a:ext cx="3302000" cy="1816100"/>
                     </a:xfrm>
                     <a:prstGeom prst="rect"/>
                   </pic:spPr>
@@ -6431,13 +6431,13 @@
     </w:tbl>
     <w:p>
       <w:pPr>
-        <w:spacing w:after="60" w:line="240" w:lineRule="auto" w:before="120"/>
+        <w:spacing w:after="60" w:line="240" w:lineRule="auto" w:before="160"/>
         <w:jc w:val="center"/>
       </w:pPr>
       <w:r>
         <w:drawing>
           <wp:inline xmlns:a="http://schemas.openxmlformats.org/drawingml/2006/main" xmlns:pic="http://schemas.openxmlformats.org/drawingml/2006/picture">
-            <wp:extent cx="2921000" cy="1689253"/>
+            <wp:extent cx="2794000" cy="1615807"/>
             <wp:docPr id="12" name="Picture 12" descr="honeycomb-fr"/>
             <wp:cNvGraphicFramePr>
               <a:graphicFrameLocks noChangeAspect="1"/>
@@ -6458,7 +6458,7 @@
                   <pic:spPr>
                     <a:xfrm>
                       <a:off x="0" y="0"/>
-                      <a:ext cx="2921000" cy="1689253"/>
+                      <a:ext cx="2794000" cy="1615807"/>
                     </a:xfrm>
                     <a:prstGeom prst="rect"/>
                   </pic:spPr>

--- a/public/learn/AgentFEM-first-simulations-fr.docx
+++ b/public/learn/AgentFEM-first-simulations-fr.docx
@@ -269,7 +269,7 @@
                 <w:rFonts w:ascii="Times New Roman" w:hAnsi="Times New Roman" w:eastAsia="Times New Roman"/>
                 <w:sz w:val="18"/>
               </w:rPr>
-              <w:t>Page</w:t>
+              <w:t>N°</w:t>
             </w:r>
           </w:p>
         </w:tc>
@@ -354,7 +354,7 @@
                 <w:rFonts w:ascii="Times New Roman" w:hAnsi="Times New Roman" w:eastAsia="Times New Roman"/>
                 <w:sz w:val="18"/>
               </w:rPr>
-              <w:t>2</w:t>
+              <w:t>1</w:t>
             </w:r>
           </w:p>
         </w:tc>
@@ -437,7 +437,7 @@
                 <w:rFonts w:ascii="Times New Roman" w:hAnsi="Times New Roman" w:eastAsia="Times New Roman"/>
                 <w:sz w:val="18"/>
               </w:rPr>
-              <w:t>3</w:t>
+              <w:t>2</w:t>
             </w:r>
           </w:p>
         </w:tc>
@@ -520,7 +520,7 @@
                 <w:rFonts w:ascii="Times New Roman" w:hAnsi="Times New Roman" w:eastAsia="Times New Roman"/>
                 <w:sz w:val="18"/>
               </w:rPr>
-              <w:t>4</w:t>
+              <w:t>3</w:t>
             </w:r>
           </w:p>
         </w:tc>
@@ -603,7 +603,7 @@
                 <w:rFonts w:ascii="Times New Roman" w:hAnsi="Times New Roman" w:eastAsia="Times New Roman"/>
                 <w:sz w:val="18"/>
               </w:rPr>
-              <w:t>5</w:t>
+              <w:t>4</w:t>
             </w:r>
           </w:p>
         </w:tc>
@@ -686,7 +686,7 @@
                 <w:rFonts w:ascii="Times New Roman" w:hAnsi="Times New Roman" w:eastAsia="Times New Roman"/>
                 <w:sz w:val="18"/>
               </w:rPr>
-              <w:t>6</w:t>
+              <w:t>5</w:t>
             </w:r>
           </w:p>
         </w:tc>
@@ -769,7 +769,7 @@
                 <w:rFonts w:ascii="Times New Roman" w:hAnsi="Times New Roman" w:eastAsia="Times New Roman"/>
                 <w:sz w:val="18"/>
               </w:rPr>
-              <w:t>7</w:t>
+              <w:t>6</w:t>
             </w:r>
           </w:p>
         </w:tc>

--- a/public/learn/AgentFEM-first-simulations-fr.docx
+++ b/public/learn/AgentFEM-first-simulations-fr.docx
@@ -1738,7 +1738,7 @@
           <w:rFonts w:ascii="Times New Roman" w:hAnsi="Times New Roman" w:eastAsia="Times New Roman"/>
           <w:sz w:val="21"/>
         </w:rPr>
-        <w:t>Avec AgentFEM, calcule un cylindre épais : rayon intérieur 25 mm, rayon extérieur 50 mm, longueur 100 mm, module d’Young 210 GPa et coefficient de Poisson 0,3. Applique une pression interne de 10 MPa. Laisse la paroi extérieure libre radialement et n’applique aucun effort de fond. Utilise un modèle axisymétrique élastique linéaire, avec un déplacement axial nul partout. Donne le déplacement radial de la paroi intérieure (μm) et son profil dans l’épaisseur à mi-longueur. Vérifie les résultats avec la solution de Lamé.</w:t>
+        <w:t>Avec AgentFEM, calcule un cylindre épais : rayon intérieur 25 mm, rayon extérieur 50 mm, longueur 100 mm, module d’Young 210 GPa et coefficient de Poisson 0,3. Applique une pression interne de 10 MPa. Laisse la paroi extérieure libre radialement et n’applique aucun effort de fond. Utilise un modèle axisymétrique élastique linéaire, avec un déplacement axial nul partout. Donne le déplacement de la paroi intérieure vers l’extérieur (μm), trace le déplacement radial de la paroi intérieure à la paroi extérieure et compare avec la solution analytique de Lamé.</w:t>
       </w:r>
     </w:p>
     <w:p>
